--- a/LEARNING/Power BI/Python in power BI.docx
+++ b/LEARNING/Power BI/Python in power BI.docx
@@ -647,7 +647,7 @@
           <w14:ligatures w14:val="none"/>
         </w:rPr>
         <w:pict w14:anchorId="6BD25E96">
-          <v:rect id="_x0000_i1061" style="width:0;height:1.5pt" o:hralign="center" o:hrstd="t" o:hr="t" fillcolor="#a0a0a0" stroked="f"/>
+          <v:rect id="_x0000_i1069" style="width:0;height:1.5pt" o:hralign="center" o:hrstd="t" o:hr="t" fillcolor="#a0a0a0" stroked="f"/>
         </w:pict>
       </w:r>
     </w:p>
@@ -1793,7 +1793,7 @@
           <w14:ligatures w14:val="none"/>
         </w:rPr>
         <w:pict w14:anchorId="00838700">
-          <v:rect id="_x0000_i1062" style="width:0;height:1.5pt" o:hralign="center" o:hrstd="t" o:hr="t" fillcolor="#a0a0a0" stroked="f"/>
+          <v:rect id="_x0000_i1070" style="width:0;height:1.5pt" o:hralign="center" o:hrstd="t" o:hr="t" fillcolor="#a0a0a0" stroked="f"/>
         </w:pict>
       </w:r>
     </w:p>
@@ -2096,7 +2096,7 @@
           <w14:ligatures w14:val="none"/>
         </w:rPr>
         <w:pict w14:anchorId="50DEAAB2">
-          <v:rect id="_x0000_i1063" style="width:0;height:1.5pt" o:hralign="center" o:hrstd="t" o:hr="t" fillcolor="#a0a0a0" stroked="f"/>
+          <v:rect id="_x0000_i1071" style="width:0;height:1.5pt" o:hralign="center" o:hrstd="t" o:hr="t" fillcolor="#a0a0a0" stroked="f"/>
         </w:pict>
       </w:r>
     </w:p>
@@ -2964,7 +2964,7 @@
           <w14:ligatures w14:val="none"/>
         </w:rPr>
         <w:pict w14:anchorId="09474224">
-          <v:rect id="_x0000_i1064" style="width:0;height:1.5pt" o:hralign="center" o:hrstd="t" o:hr="t" fillcolor="#a0a0a0" stroked="f"/>
+          <v:rect id="_x0000_i1072" style="width:0;height:1.5pt" o:hralign="center" o:hrstd="t" o:hr="t" fillcolor="#a0a0a0" stroked="f"/>
         </w:pict>
       </w:r>
     </w:p>
@@ -4249,6 +4249,2804 @@
           <w14:ligatures w14:val="none"/>
         </w:rPr>
         <w:t>. It's an additional tool for cases where conventional Power BI capabilities become inconvenient or insufficient.</w:t>
+      </w:r>
+    </w:p>
+    <w:p>
+      <w:pPr>
+        <w:pBdr>
+          <w:bottom w:val="single" w:sz="6" w:space="1" w:color="auto"/>
+        </w:pBdr>
+      </w:pPr>
+    </w:p>
+    <w:p/>
+    <w:p>
+      <w:pPr>
+        <w:spacing w:after="0" w:line="240" w:lineRule="auto"/>
+        <w:rPr>
+          <w:rFonts w:ascii="Times New Roman" w:eastAsia="Times New Roman" w:hAnsi="Times New Roman" w:cs="Times New Roman"/>
+          <w:kern w:val="0"/>
+          <w:lang w:eastAsia="en-IN"/>
+          <w14:ligatures w14:val="none"/>
+        </w:rPr>
+      </w:pPr>
+      <w:r>
+        <w:rPr>
+          <w:rFonts w:ascii="Times New Roman" w:eastAsia="Times New Roman" w:hAnsi="Times New Roman" w:cs="Times New Roman"/>
+          <w:kern w:val="0"/>
+          <w:highlight w:val="yellow"/>
+          <w:lang w:eastAsia="en-IN"/>
+          <w14:ligatures w14:val="none"/>
+        </w:rPr>
+        <w:t>can this python visuals be made interactive</w:t>
+      </w:r>
+      <w:r>
+        <w:rPr>
+          <w:rFonts w:ascii="Times New Roman" w:eastAsia="Times New Roman" w:hAnsi="Times New Roman" w:cs="Times New Roman"/>
+          <w:kern w:val="0"/>
+          <w:highlight w:val="yellow"/>
+          <w:lang w:eastAsia="en-IN"/>
+          <w14:ligatures w14:val="none"/>
+        </w:rPr>
+        <w:t xml:space="preserve"> ?</w:t>
+      </w:r>
+    </w:p>
+    <w:p>
+      <w:pPr>
+        <w:spacing w:before="100" w:beforeAutospacing="1" w:after="100" w:afterAutospacing="1" w:line="240" w:lineRule="auto"/>
+        <w:rPr>
+          <w:rFonts w:ascii="Times New Roman" w:eastAsia="Times New Roman" w:hAnsi="Times New Roman" w:cs="Times New Roman"/>
+          <w:kern w:val="0"/>
+          <w:lang w:eastAsia="en-IN"/>
+          <w14:ligatures w14:val="none"/>
+        </w:rPr>
+      </w:pPr>
+      <w:r>
+        <w:rPr>
+          <w:rFonts w:ascii="Times New Roman" w:eastAsia="Times New Roman" w:hAnsi="Times New Roman" w:cs="Times New Roman"/>
+          <w:b/>
+          <w:bCs/>
+          <w:kern w:val="0"/>
+          <w:lang w:eastAsia="en-IN"/>
+          <w14:ligatures w14:val="none"/>
+        </w:rPr>
+        <w:t>Yes, but with an important limitation:</w:t>
+      </w:r>
+      <w:r>
+        <w:rPr>
+          <w:rFonts w:ascii="Times New Roman" w:eastAsia="Times New Roman" w:hAnsi="Times New Roman" w:cs="Times New Roman"/>
+          <w:kern w:val="0"/>
+          <w:lang w:eastAsia="en-IN"/>
+          <w14:ligatures w14:val="none"/>
+        </w:rPr>
+        <w:t xml:space="preserve"> Python visuals in Power BI are </w:t>
+      </w:r>
+      <w:r>
+        <w:rPr>
+          <w:rFonts w:ascii="Times New Roman" w:eastAsia="Times New Roman" w:hAnsi="Times New Roman" w:cs="Times New Roman"/>
+          <w:b/>
+          <w:bCs/>
+          <w:kern w:val="0"/>
+          <w:lang w:eastAsia="en-IN"/>
+          <w14:ligatures w14:val="none"/>
+        </w:rPr>
+        <w:t>not fully interactive like native Power BI visuals</w:t>
+      </w:r>
+      <w:r>
+        <w:rPr>
+          <w:rFonts w:ascii="Times New Roman" w:eastAsia="Times New Roman" w:hAnsi="Times New Roman" w:cs="Times New Roman"/>
+          <w:kern w:val="0"/>
+          <w:lang w:eastAsia="en-IN"/>
+          <w14:ligatures w14:val="none"/>
+        </w:rPr>
+        <w:t>.</w:t>
+      </w:r>
+    </w:p>
+    <w:p>
+      <w:pPr>
+        <w:spacing w:before="100" w:beforeAutospacing="1" w:after="100" w:afterAutospacing="1" w:line="240" w:lineRule="auto"/>
+        <w:rPr>
+          <w:rFonts w:ascii="Times New Roman" w:eastAsia="Times New Roman" w:hAnsi="Times New Roman" w:cs="Times New Roman"/>
+          <w:kern w:val="0"/>
+          <w:lang w:eastAsia="en-IN"/>
+          <w14:ligatures w14:val="none"/>
+        </w:rPr>
+      </w:pPr>
+      <w:r>
+        <w:rPr>
+          <w:rFonts w:ascii="Times New Roman" w:eastAsia="Times New Roman" w:hAnsi="Times New Roman" w:cs="Times New Roman"/>
+          <w:kern w:val="0"/>
+          <w:lang w:eastAsia="en-IN"/>
+          <w14:ligatures w14:val="none"/>
+        </w:rPr>
+        <w:t>Think of it as:</w:t>
+      </w:r>
+    </w:p>
+    <w:p>
+      <w:pPr>
+        <w:tabs>
+          <w:tab w:val="left" w:pos="916"/>
+          <w:tab w:val="left" w:pos="1832"/>
+          <w:tab w:val="left" w:pos="2748"/>
+          <w:tab w:val="left" w:pos="3664"/>
+          <w:tab w:val="left" w:pos="4580"/>
+          <w:tab w:val="left" w:pos="5496"/>
+          <w:tab w:val="left" w:pos="6412"/>
+          <w:tab w:val="left" w:pos="7328"/>
+          <w:tab w:val="left" w:pos="8244"/>
+          <w:tab w:val="left" w:pos="9160"/>
+          <w:tab w:val="left" w:pos="10076"/>
+          <w:tab w:val="left" w:pos="10992"/>
+          <w:tab w:val="left" w:pos="11908"/>
+          <w:tab w:val="left" w:pos="12824"/>
+          <w:tab w:val="left" w:pos="13740"/>
+          <w:tab w:val="left" w:pos="14656"/>
+        </w:tabs>
+        <w:spacing w:after="0" w:line="240" w:lineRule="auto"/>
+        <w:rPr>
+          <w:rFonts w:ascii="Courier New" w:eastAsia="Times New Roman" w:hAnsi="Courier New" w:cs="Courier New"/>
+          <w:kern w:val="0"/>
+          <w:sz w:val="20"/>
+          <w:szCs w:val="20"/>
+          <w:lang w:eastAsia="en-IN"/>
+          <w14:ligatures w14:val="none"/>
+        </w:rPr>
+      </w:pPr>
+      <w:r>
+        <w:rPr>
+          <w:rFonts w:ascii="Courier New" w:eastAsia="Times New Roman" w:hAnsi="Courier New" w:cs="Courier New"/>
+          <w:kern w:val="0"/>
+          <w:sz w:val="20"/>
+          <w:szCs w:val="20"/>
+          <w:lang w:eastAsia="en-IN"/>
+          <w14:ligatures w14:val="none"/>
+        </w:rPr>
+        <w:t>Native Power BI visual</w:t>
+      </w:r>
+    </w:p>
+    <w:p>
+      <w:pPr>
+        <w:tabs>
+          <w:tab w:val="left" w:pos="916"/>
+          <w:tab w:val="left" w:pos="1832"/>
+          <w:tab w:val="left" w:pos="2748"/>
+          <w:tab w:val="left" w:pos="3664"/>
+          <w:tab w:val="left" w:pos="4580"/>
+          <w:tab w:val="left" w:pos="5496"/>
+          <w:tab w:val="left" w:pos="6412"/>
+          <w:tab w:val="left" w:pos="7328"/>
+          <w:tab w:val="left" w:pos="8244"/>
+          <w:tab w:val="left" w:pos="9160"/>
+          <w:tab w:val="left" w:pos="10076"/>
+          <w:tab w:val="left" w:pos="10992"/>
+          <w:tab w:val="left" w:pos="11908"/>
+          <w:tab w:val="left" w:pos="12824"/>
+          <w:tab w:val="left" w:pos="13740"/>
+          <w:tab w:val="left" w:pos="14656"/>
+        </w:tabs>
+        <w:spacing w:after="0" w:line="240" w:lineRule="auto"/>
+        <w:rPr>
+          <w:rFonts w:ascii="Courier New" w:eastAsia="Times New Roman" w:hAnsi="Courier New" w:cs="Courier New"/>
+          <w:kern w:val="0"/>
+          <w:sz w:val="20"/>
+          <w:szCs w:val="20"/>
+          <w:lang w:eastAsia="en-IN"/>
+          <w14:ligatures w14:val="none"/>
+        </w:rPr>
+      </w:pPr>
+      <w:r>
+        <w:rPr>
+          <w:rFonts w:ascii="Courier New" w:eastAsia="Times New Roman" w:hAnsi="Courier New" w:cs="Courier New"/>
+          <w:kern w:val="0"/>
+          <w:sz w:val="20"/>
+          <w:szCs w:val="20"/>
+          <w:lang w:eastAsia="en-IN"/>
+          <w14:ligatures w14:val="none"/>
+        </w:rPr>
+        <w:t xml:space="preserve">        ↓</w:t>
+      </w:r>
+    </w:p>
+    <w:p>
+      <w:pPr>
+        <w:tabs>
+          <w:tab w:val="left" w:pos="916"/>
+          <w:tab w:val="left" w:pos="1832"/>
+          <w:tab w:val="left" w:pos="2748"/>
+          <w:tab w:val="left" w:pos="3664"/>
+          <w:tab w:val="left" w:pos="4580"/>
+          <w:tab w:val="left" w:pos="5496"/>
+          <w:tab w:val="left" w:pos="6412"/>
+          <w:tab w:val="left" w:pos="7328"/>
+          <w:tab w:val="left" w:pos="8244"/>
+          <w:tab w:val="left" w:pos="9160"/>
+          <w:tab w:val="left" w:pos="10076"/>
+          <w:tab w:val="left" w:pos="10992"/>
+          <w:tab w:val="left" w:pos="11908"/>
+          <w:tab w:val="left" w:pos="12824"/>
+          <w:tab w:val="left" w:pos="13740"/>
+          <w:tab w:val="left" w:pos="14656"/>
+        </w:tabs>
+        <w:spacing w:after="0" w:line="240" w:lineRule="auto"/>
+        <w:rPr>
+          <w:rFonts w:ascii="Courier New" w:eastAsia="Times New Roman" w:hAnsi="Courier New" w:cs="Courier New"/>
+          <w:kern w:val="0"/>
+          <w:sz w:val="20"/>
+          <w:szCs w:val="20"/>
+          <w:lang w:eastAsia="en-IN"/>
+          <w14:ligatures w14:val="none"/>
+        </w:rPr>
+      </w:pPr>
+      <w:r>
+        <w:rPr>
+          <w:rFonts w:ascii="Courier New" w:eastAsia="Times New Roman" w:hAnsi="Courier New" w:cs="Courier New"/>
+          <w:kern w:val="0"/>
+          <w:sz w:val="20"/>
+          <w:szCs w:val="20"/>
+          <w:lang w:eastAsia="en-IN"/>
+          <w14:ligatures w14:val="none"/>
+        </w:rPr>
+        <w:t>Highly interactive</w:t>
+      </w:r>
+    </w:p>
+    <w:p>
+      <w:pPr>
+        <w:tabs>
+          <w:tab w:val="left" w:pos="916"/>
+          <w:tab w:val="left" w:pos="1832"/>
+          <w:tab w:val="left" w:pos="2748"/>
+          <w:tab w:val="left" w:pos="3664"/>
+          <w:tab w:val="left" w:pos="4580"/>
+          <w:tab w:val="left" w:pos="5496"/>
+          <w:tab w:val="left" w:pos="6412"/>
+          <w:tab w:val="left" w:pos="7328"/>
+          <w:tab w:val="left" w:pos="8244"/>
+          <w:tab w:val="left" w:pos="9160"/>
+          <w:tab w:val="left" w:pos="10076"/>
+          <w:tab w:val="left" w:pos="10992"/>
+          <w:tab w:val="left" w:pos="11908"/>
+          <w:tab w:val="left" w:pos="12824"/>
+          <w:tab w:val="left" w:pos="13740"/>
+          <w:tab w:val="left" w:pos="14656"/>
+        </w:tabs>
+        <w:spacing w:after="0" w:line="240" w:lineRule="auto"/>
+        <w:rPr>
+          <w:rFonts w:ascii="Courier New" w:eastAsia="Times New Roman" w:hAnsi="Courier New" w:cs="Courier New"/>
+          <w:kern w:val="0"/>
+          <w:sz w:val="20"/>
+          <w:szCs w:val="20"/>
+          <w:lang w:eastAsia="en-IN"/>
+          <w14:ligatures w14:val="none"/>
+        </w:rPr>
+      </w:pPr>
+      <w:r>
+        <w:rPr>
+          <w:rFonts w:ascii="Courier New" w:eastAsia="Times New Roman" w:hAnsi="Courier New" w:cs="Courier New"/>
+          <w:kern w:val="0"/>
+          <w:sz w:val="20"/>
+          <w:szCs w:val="20"/>
+          <w:lang w:eastAsia="en-IN"/>
+          <w14:ligatures w14:val="none"/>
+        </w:rPr>
+        <w:t>(click, filter, cross-highlight, drill, tooltip, etc.)</w:t>
+      </w:r>
+    </w:p>
+    <w:p>
+      <w:pPr>
+        <w:tabs>
+          <w:tab w:val="left" w:pos="916"/>
+          <w:tab w:val="left" w:pos="1832"/>
+          <w:tab w:val="left" w:pos="2748"/>
+          <w:tab w:val="left" w:pos="3664"/>
+          <w:tab w:val="left" w:pos="4580"/>
+          <w:tab w:val="left" w:pos="5496"/>
+          <w:tab w:val="left" w:pos="6412"/>
+          <w:tab w:val="left" w:pos="7328"/>
+          <w:tab w:val="left" w:pos="8244"/>
+          <w:tab w:val="left" w:pos="9160"/>
+          <w:tab w:val="left" w:pos="10076"/>
+          <w:tab w:val="left" w:pos="10992"/>
+          <w:tab w:val="left" w:pos="11908"/>
+          <w:tab w:val="left" w:pos="12824"/>
+          <w:tab w:val="left" w:pos="13740"/>
+          <w:tab w:val="left" w:pos="14656"/>
+        </w:tabs>
+        <w:spacing w:after="0" w:line="240" w:lineRule="auto"/>
+        <w:rPr>
+          <w:rFonts w:ascii="Courier New" w:eastAsia="Times New Roman" w:hAnsi="Courier New" w:cs="Courier New"/>
+          <w:kern w:val="0"/>
+          <w:sz w:val="20"/>
+          <w:szCs w:val="20"/>
+          <w:lang w:eastAsia="en-IN"/>
+          <w14:ligatures w14:val="none"/>
+        </w:rPr>
+      </w:pPr>
+    </w:p>
+    <w:p>
+      <w:pPr>
+        <w:tabs>
+          <w:tab w:val="left" w:pos="916"/>
+          <w:tab w:val="left" w:pos="1832"/>
+          <w:tab w:val="left" w:pos="2748"/>
+          <w:tab w:val="left" w:pos="3664"/>
+          <w:tab w:val="left" w:pos="4580"/>
+          <w:tab w:val="left" w:pos="5496"/>
+          <w:tab w:val="left" w:pos="6412"/>
+          <w:tab w:val="left" w:pos="7328"/>
+          <w:tab w:val="left" w:pos="8244"/>
+          <w:tab w:val="left" w:pos="9160"/>
+          <w:tab w:val="left" w:pos="10076"/>
+          <w:tab w:val="left" w:pos="10992"/>
+          <w:tab w:val="left" w:pos="11908"/>
+          <w:tab w:val="left" w:pos="12824"/>
+          <w:tab w:val="left" w:pos="13740"/>
+          <w:tab w:val="left" w:pos="14656"/>
+        </w:tabs>
+        <w:spacing w:after="0" w:line="240" w:lineRule="auto"/>
+        <w:rPr>
+          <w:rFonts w:ascii="Courier New" w:eastAsia="Times New Roman" w:hAnsi="Courier New" w:cs="Courier New"/>
+          <w:kern w:val="0"/>
+          <w:sz w:val="20"/>
+          <w:szCs w:val="20"/>
+          <w:lang w:eastAsia="en-IN"/>
+          <w14:ligatures w14:val="none"/>
+        </w:rPr>
+      </w:pPr>
+      <w:r>
+        <w:rPr>
+          <w:rFonts w:ascii="Courier New" w:eastAsia="Times New Roman" w:hAnsi="Courier New" w:cs="Courier New"/>
+          <w:kern w:val="0"/>
+          <w:sz w:val="20"/>
+          <w:szCs w:val="20"/>
+          <w:lang w:eastAsia="en-IN"/>
+          <w14:ligatures w14:val="none"/>
+        </w:rPr>
+        <w:t>Python visual</w:t>
+      </w:r>
+    </w:p>
+    <w:p>
+      <w:pPr>
+        <w:tabs>
+          <w:tab w:val="left" w:pos="916"/>
+          <w:tab w:val="left" w:pos="1832"/>
+          <w:tab w:val="left" w:pos="2748"/>
+          <w:tab w:val="left" w:pos="3664"/>
+          <w:tab w:val="left" w:pos="4580"/>
+          <w:tab w:val="left" w:pos="5496"/>
+          <w:tab w:val="left" w:pos="6412"/>
+          <w:tab w:val="left" w:pos="7328"/>
+          <w:tab w:val="left" w:pos="8244"/>
+          <w:tab w:val="left" w:pos="9160"/>
+          <w:tab w:val="left" w:pos="10076"/>
+          <w:tab w:val="left" w:pos="10992"/>
+          <w:tab w:val="left" w:pos="11908"/>
+          <w:tab w:val="left" w:pos="12824"/>
+          <w:tab w:val="left" w:pos="13740"/>
+          <w:tab w:val="left" w:pos="14656"/>
+        </w:tabs>
+        <w:spacing w:after="0" w:line="240" w:lineRule="auto"/>
+        <w:rPr>
+          <w:rFonts w:ascii="Courier New" w:eastAsia="Times New Roman" w:hAnsi="Courier New" w:cs="Courier New"/>
+          <w:kern w:val="0"/>
+          <w:sz w:val="20"/>
+          <w:szCs w:val="20"/>
+          <w:lang w:eastAsia="en-IN"/>
+          <w14:ligatures w14:val="none"/>
+        </w:rPr>
+      </w:pPr>
+      <w:r>
+        <w:rPr>
+          <w:rFonts w:ascii="Courier New" w:eastAsia="Times New Roman" w:hAnsi="Courier New" w:cs="Courier New"/>
+          <w:kern w:val="0"/>
+          <w:sz w:val="20"/>
+          <w:szCs w:val="20"/>
+          <w:lang w:eastAsia="en-IN"/>
+          <w14:ligatures w14:val="none"/>
+        </w:rPr>
+        <w:t xml:space="preserve">        ↓</w:t>
+      </w:r>
+    </w:p>
+    <w:p>
+      <w:pPr>
+        <w:tabs>
+          <w:tab w:val="left" w:pos="916"/>
+          <w:tab w:val="left" w:pos="1832"/>
+          <w:tab w:val="left" w:pos="2748"/>
+          <w:tab w:val="left" w:pos="3664"/>
+          <w:tab w:val="left" w:pos="4580"/>
+          <w:tab w:val="left" w:pos="5496"/>
+          <w:tab w:val="left" w:pos="6412"/>
+          <w:tab w:val="left" w:pos="7328"/>
+          <w:tab w:val="left" w:pos="8244"/>
+          <w:tab w:val="left" w:pos="9160"/>
+          <w:tab w:val="left" w:pos="10076"/>
+          <w:tab w:val="left" w:pos="10992"/>
+          <w:tab w:val="left" w:pos="11908"/>
+          <w:tab w:val="left" w:pos="12824"/>
+          <w:tab w:val="left" w:pos="13740"/>
+          <w:tab w:val="left" w:pos="14656"/>
+        </w:tabs>
+        <w:spacing w:after="0" w:line="240" w:lineRule="auto"/>
+        <w:rPr>
+          <w:rFonts w:ascii="Courier New" w:eastAsia="Times New Roman" w:hAnsi="Courier New" w:cs="Courier New"/>
+          <w:kern w:val="0"/>
+          <w:sz w:val="20"/>
+          <w:szCs w:val="20"/>
+          <w:lang w:eastAsia="en-IN"/>
+          <w14:ligatures w14:val="none"/>
+        </w:rPr>
+      </w:pPr>
+      <w:r>
+        <w:rPr>
+          <w:rFonts w:ascii="Courier New" w:eastAsia="Times New Roman" w:hAnsi="Courier New" w:cs="Courier New"/>
+          <w:kern w:val="0"/>
+          <w:sz w:val="20"/>
+          <w:szCs w:val="20"/>
+          <w:lang w:eastAsia="en-IN"/>
+          <w14:ligatures w14:val="none"/>
+        </w:rPr>
+        <w:t>Mostly a rendered Python chart</w:t>
+      </w:r>
+    </w:p>
+    <w:p>
+      <w:pPr>
+        <w:tabs>
+          <w:tab w:val="left" w:pos="916"/>
+          <w:tab w:val="left" w:pos="1832"/>
+          <w:tab w:val="left" w:pos="2748"/>
+          <w:tab w:val="left" w:pos="3664"/>
+          <w:tab w:val="left" w:pos="4580"/>
+          <w:tab w:val="left" w:pos="5496"/>
+          <w:tab w:val="left" w:pos="6412"/>
+          <w:tab w:val="left" w:pos="7328"/>
+          <w:tab w:val="left" w:pos="8244"/>
+          <w:tab w:val="left" w:pos="9160"/>
+          <w:tab w:val="left" w:pos="10076"/>
+          <w:tab w:val="left" w:pos="10992"/>
+          <w:tab w:val="left" w:pos="11908"/>
+          <w:tab w:val="left" w:pos="12824"/>
+          <w:tab w:val="left" w:pos="13740"/>
+          <w:tab w:val="left" w:pos="14656"/>
+        </w:tabs>
+        <w:spacing w:after="0" w:line="240" w:lineRule="auto"/>
+        <w:rPr>
+          <w:rFonts w:ascii="Courier New" w:eastAsia="Times New Roman" w:hAnsi="Courier New" w:cs="Courier New"/>
+          <w:kern w:val="0"/>
+          <w:sz w:val="20"/>
+          <w:szCs w:val="20"/>
+          <w:lang w:eastAsia="en-IN"/>
+          <w14:ligatures w14:val="none"/>
+        </w:rPr>
+      </w:pPr>
+      <w:r>
+        <w:rPr>
+          <w:rFonts w:ascii="Courier New" w:eastAsia="Times New Roman" w:hAnsi="Courier New" w:cs="Courier New"/>
+          <w:kern w:val="0"/>
+          <w:sz w:val="20"/>
+          <w:szCs w:val="20"/>
+          <w:lang w:eastAsia="en-IN"/>
+          <w14:ligatures w14:val="none"/>
+        </w:rPr>
+        <w:t>(limited interaction)</w:t>
+      </w:r>
+    </w:p>
+    <w:p>
+      <w:pPr>
+        <w:spacing w:before="100" w:beforeAutospacing="1" w:after="100" w:afterAutospacing="1" w:line="240" w:lineRule="auto"/>
+        <w:outlineLvl w:val="2"/>
+        <w:rPr>
+          <w:rFonts w:ascii="Times New Roman" w:eastAsia="Times New Roman" w:hAnsi="Times New Roman" w:cs="Times New Roman"/>
+          <w:b/>
+          <w:bCs/>
+          <w:kern w:val="0"/>
+          <w:sz w:val="27"/>
+          <w:szCs w:val="27"/>
+          <w:lang w:eastAsia="en-IN"/>
+          <w14:ligatures w14:val="none"/>
+        </w:rPr>
+      </w:pPr>
+      <w:r>
+        <w:rPr>
+          <w:rFonts w:ascii="Times New Roman" w:eastAsia="Times New Roman" w:hAnsi="Times New Roman" w:cs="Times New Roman"/>
+          <w:b/>
+          <w:bCs/>
+          <w:kern w:val="0"/>
+          <w:sz w:val="27"/>
+          <w:szCs w:val="27"/>
+          <w:lang w:eastAsia="en-IN"/>
+          <w14:ligatures w14:val="none"/>
+        </w:rPr>
+        <w:t>What Python visuals can respond to</w:t>
+      </w:r>
+    </w:p>
+    <w:p>
+      <w:pPr>
+        <w:spacing w:before="100" w:beforeAutospacing="1" w:after="100" w:afterAutospacing="1" w:line="240" w:lineRule="auto"/>
+        <w:rPr>
+          <w:rFonts w:ascii="Times New Roman" w:eastAsia="Times New Roman" w:hAnsi="Times New Roman" w:cs="Times New Roman"/>
+          <w:kern w:val="0"/>
+          <w:lang w:eastAsia="en-IN"/>
+          <w14:ligatures w14:val="none"/>
+        </w:rPr>
+      </w:pPr>
+      <w:r>
+        <w:rPr>
+          <w:rFonts w:ascii="Times New Roman" w:eastAsia="Times New Roman" w:hAnsi="Times New Roman" w:cs="Times New Roman"/>
+          <w:kern w:val="0"/>
+          <w:lang w:eastAsia="en-IN"/>
+          <w14:ligatures w14:val="none"/>
+        </w:rPr>
+        <w:t xml:space="preserve">A Python visual can respond when you change/filter the </w:t>
+      </w:r>
+      <w:r>
+        <w:rPr>
+          <w:rFonts w:ascii="Times New Roman" w:eastAsia="Times New Roman" w:hAnsi="Times New Roman" w:cs="Times New Roman"/>
+          <w:b/>
+          <w:bCs/>
+          <w:kern w:val="0"/>
+          <w:lang w:eastAsia="en-IN"/>
+          <w14:ligatures w14:val="none"/>
+        </w:rPr>
+        <w:t>Power BI data going into it</w:t>
+      </w:r>
+      <w:r>
+        <w:rPr>
+          <w:rFonts w:ascii="Times New Roman" w:eastAsia="Times New Roman" w:hAnsi="Times New Roman" w:cs="Times New Roman"/>
+          <w:kern w:val="0"/>
+          <w:lang w:eastAsia="en-IN"/>
+          <w14:ligatures w14:val="none"/>
+        </w:rPr>
+        <w:t>.</w:t>
+      </w:r>
+    </w:p>
+    <w:p>
+      <w:pPr>
+        <w:spacing w:before="100" w:beforeAutospacing="1" w:after="100" w:afterAutospacing="1" w:line="240" w:lineRule="auto"/>
+        <w:rPr>
+          <w:rFonts w:ascii="Times New Roman" w:eastAsia="Times New Roman" w:hAnsi="Times New Roman" w:cs="Times New Roman"/>
+          <w:kern w:val="0"/>
+          <w:lang w:eastAsia="en-IN"/>
+          <w14:ligatures w14:val="none"/>
+        </w:rPr>
+      </w:pPr>
+      <w:r>
+        <w:rPr>
+          <w:rFonts w:ascii="Times New Roman" w:eastAsia="Times New Roman" w:hAnsi="Times New Roman" w:cs="Times New Roman"/>
+          <w:kern w:val="0"/>
+          <w:lang w:eastAsia="en-IN"/>
+          <w14:ligatures w14:val="none"/>
+        </w:rPr>
+        <w:t>For example:</w:t>
+      </w:r>
+    </w:p>
+    <w:p>
+      <w:pPr>
+        <w:tabs>
+          <w:tab w:val="left" w:pos="916"/>
+          <w:tab w:val="left" w:pos="1832"/>
+          <w:tab w:val="left" w:pos="2748"/>
+          <w:tab w:val="left" w:pos="3664"/>
+          <w:tab w:val="left" w:pos="4580"/>
+          <w:tab w:val="left" w:pos="5496"/>
+          <w:tab w:val="left" w:pos="6412"/>
+          <w:tab w:val="left" w:pos="7328"/>
+          <w:tab w:val="left" w:pos="8244"/>
+          <w:tab w:val="left" w:pos="9160"/>
+          <w:tab w:val="left" w:pos="10076"/>
+          <w:tab w:val="left" w:pos="10992"/>
+          <w:tab w:val="left" w:pos="11908"/>
+          <w:tab w:val="left" w:pos="12824"/>
+          <w:tab w:val="left" w:pos="13740"/>
+          <w:tab w:val="left" w:pos="14656"/>
+        </w:tabs>
+        <w:spacing w:after="0" w:line="240" w:lineRule="auto"/>
+        <w:rPr>
+          <w:rFonts w:ascii="Courier New" w:eastAsia="Times New Roman" w:hAnsi="Courier New" w:cs="Courier New"/>
+          <w:kern w:val="0"/>
+          <w:sz w:val="20"/>
+          <w:szCs w:val="20"/>
+          <w:lang w:eastAsia="en-IN"/>
+          <w14:ligatures w14:val="none"/>
+        </w:rPr>
+      </w:pPr>
+      <w:r>
+        <w:rPr>
+          <w:rFonts w:ascii="Courier New" w:eastAsia="Times New Roman" w:hAnsi="Courier New" w:cs="Courier New"/>
+          <w:kern w:val="0"/>
+          <w:sz w:val="20"/>
+          <w:szCs w:val="20"/>
+          <w:lang w:eastAsia="en-IN"/>
+          <w14:ligatures w14:val="none"/>
+        </w:rPr>
+        <w:t>Region slicer</w:t>
+      </w:r>
+    </w:p>
+    <w:p>
+      <w:pPr>
+        <w:tabs>
+          <w:tab w:val="left" w:pos="916"/>
+          <w:tab w:val="left" w:pos="1832"/>
+          <w:tab w:val="left" w:pos="2748"/>
+          <w:tab w:val="left" w:pos="3664"/>
+          <w:tab w:val="left" w:pos="4580"/>
+          <w:tab w:val="left" w:pos="5496"/>
+          <w:tab w:val="left" w:pos="6412"/>
+          <w:tab w:val="left" w:pos="7328"/>
+          <w:tab w:val="left" w:pos="8244"/>
+          <w:tab w:val="left" w:pos="9160"/>
+          <w:tab w:val="left" w:pos="10076"/>
+          <w:tab w:val="left" w:pos="10992"/>
+          <w:tab w:val="left" w:pos="11908"/>
+          <w:tab w:val="left" w:pos="12824"/>
+          <w:tab w:val="left" w:pos="13740"/>
+          <w:tab w:val="left" w:pos="14656"/>
+        </w:tabs>
+        <w:spacing w:after="0" w:line="240" w:lineRule="auto"/>
+        <w:rPr>
+          <w:rFonts w:ascii="Courier New" w:eastAsia="Times New Roman" w:hAnsi="Courier New" w:cs="Courier New"/>
+          <w:kern w:val="0"/>
+          <w:sz w:val="20"/>
+          <w:szCs w:val="20"/>
+          <w:lang w:eastAsia="en-IN"/>
+          <w14:ligatures w14:val="none"/>
+        </w:rPr>
+      </w:pPr>
+      <w:r>
+        <w:rPr>
+          <w:rFonts w:ascii="Courier New" w:eastAsia="Times New Roman" w:hAnsi="Courier New" w:cs="Courier New"/>
+          <w:kern w:val="0"/>
+          <w:sz w:val="20"/>
+          <w:szCs w:val="20"/>
+          <w:lang w:eastAsia="en-IN"/>
+          <w14:ligatures w14:val="none"/>
+        </w:rPr>
+        <w:t xml:space="preserve">     ↓</w:t>
+      </w:r>
+    </w:p>
+    <w:p>
+      <w:pPr>
+        <w:tabs>
+          <w:tab w:val="left" w:pos="916"/>
+          <w:tab w:val="left" w:pos="1832"/>
+          <w:tab w:val="left" w:pos="2748"/>
+          <w:tab w:val="left" w:pos="3664"/>
+          <w:tab w:val="left" w:pos="4580"/>
+          <w:tab w:val="left" w:pos="5496"/>
+          <w:tab w:val="left" w:pos="6412"/>
+          <w:tab w:val="left" w:pos="7328"/>
+          <w:tab w:val="left" w:pos="8244"/>
+          <w:tab w:val="left" w:pos="9160"/>
+          <w:tab w:val="left" w:pos="10076"/>
+          <w:tab w:val="left" w:pos="10992"/>
+          <w:tab w:val="left" w:pos="11908"/>
+          <w:tab w:val="left" w:pos="12824"/>
+          <w:tab w:val="left" w:pos="13740"/>
+          <w:tab w:val="left" w:pos="14656"/>
+        </w:tabs>
+        <w:spacing w:after="0" w:line="240" w:lineRule="auto"/>
+        <w:rPr>
+          <w:rFonts w:ascii="Courier New" w:eastAsia="Times New Roman" w:hAnsi="Courier New" w:cs="Courier New"/>
+          <w:kern w:val="0"/>
+          <w:sz w:val="20"/>
+          <w:szCs w:val="20"/>
+          <w:lang w:eastAsia="en-IN"/>
+          <w14:ligatures w14:val="none"/>
+        </w:rPr>
+      </w:pPr>
+      <w:r>
+        <w:rPr>
+          <w:rFonts w:ascii="Courier New" w:eastAsia="Times New Roman" w:hAnsi="Courier New" w:cs="Courier New"/>
+          <w:kern w:val="0"/>
+          <w:sz w:val="20"/>
+          <w:szCs w:val="20"/>
+          <w:lang w:eastAsia="en-IN"/>
+          <w14:ligatures w14:val="none"/>
+        </w:rPr>
+        <w:t>South India selected</w:t>
+      </w:r>
+    </w:p>
+    <w:p>
+      <w:pPr>
+        <w:tabs>
+          <w:tab w:val="left" w:pos="916"/>
+          <w:tab w:val="left" w:pos="1832"/>
+          <w:tab w:val="left" w:pos="2748"/>
+          <w:tab w:val="left" w:pos="3664"/>
+          <w:tab w:val="left" w:pos="4580"/>
+          <w:tab w:val="left" w:pos="5496"/>
+          <w:tab w:val="left" w:pos="6412"/>
+          <w:tab w:val="left" w:pos="7328"/>
+          <w:tab w:val="left" w:pos="8244"/>
+          <w:tab w:val="left" w:pos="9160"/>
+          <w:tab w:val="left" w:pos="10076"/>
+          <w:tab w:val="left" w:pos="10992"/>
+          <w:tab w:val="left" w:pos="11908"/>
+          <w:tab w:val="left" w:pos="12824"/>
+          <w:tab w:val="left" w:pos="13740"/>
+          <w:tab w:val="left" w:pos="14656"/>
+        </w:tabs>
+        <w:spacing w:after="0" w:line="240" w:lineRule="auto"/>
+        <w:rPr>
+          <w:rFonts w:ascii="Courier New" w:eastAsia="Times New Roman" w:hAnsi="Courier New" w:cs="Courier New"/>
+          <w:kern w:val="0"/>
+          <w:sz w:val="20"/>
+          <w:szCs w:val="20"/>
+          <w:lang w:eastAsia="en-IN"/>
+          <w14:ligatures w14:val="none"/>
+        </w:rPr>
+      </w:pPr>
+      <w:r>
+        <w:rPr>
+          <w:rFonts w:ascii="Courier New" w:eastAsia="Times New Roman" w:hAnsi="Courier New" w:cs="Courier New"/>
+          <w:kern w:val="0"/>
+          <w:sz w:val="20"/>
+          <w:szCs w:val="20"/>
+          <w:lang w:eastAsia="en-IN"/>
+          <w14:ligatures w14:val="none"/>
+        </w:rPr>
+        <w:t xml:space="preserve">     ↓</w:t>
+      </w:r>
+    </w:p>
+    <w:p>
+      <w:pPr>
+        <w:tabs>
+          <w:tab w:val="left" w:pos="916"/>
+          <w:tab w:val="left" w:pos="1832"/>
+          <w:tab w:val="left" w:pos="2748"/>
+          <w:tab w:val="left" w:pos="3664"/>
+          <w:tab w:val="left" w:pos="4580"/>
+          <w:tab w:val="left" w:pos="5496"/>
+          <w:tab w:val="left" w:pos="6412"/>
+          <w:tab w:val="left" w:pos="7328"/>
+          <w:tab w:val="left" w:pos="8244"/>
+          <w:tab w:val="left" w:pos="9160"/>
+          <w:tab w:val="left" w:pos="10076"/>
+          <w:tab w:val="left" w:pos="10992"/>
+          <w:tab w:val="left" w:pos="11908"/>
+          <w:tab w:val="left" w:pos="12824"/>
+          <w:tab w:val="left" w:pos="13740"/>
+          <w:tab w:val="left" w:pos="14656"/>
+        </w:tabs>
+        <w:spacing w:after="0" w:line="240" w:lineRule="auto"/>
+        <w:rPr>
+          <w:rFonts w:ascii="Courier New" w:eastAsia="Times New Roman" w:hAnsi="Courier New" w:cs="Courier New"/>
+          <w:kern w:val="0"/>
+          <w:sz w:val="20"/>
+          <w:szCs w:val="20"/>
+          <w:lang w:eastAsia="en-IN"/>
+          <w14:ligatures w14:val="none"/>
+        </w:rPr>
+      </w:pPr>
+      <w:r>
+        <w:rPr>
+          <w:rFonts w:ascii="Courier New" w:eastAsia="Times New Roman" w:hAnsi="Courier New" w:cs="Courier New"/>
+          <w:kern w:val="0"/>
+          <w:sz w:val="20"/>
+          <w:szCs w:val="20"/>
+          <w:lang w:eastAsia="en-IN"/>
+          <w14:ligatures w14:val="none"/>
+        </w:rPr>
+        <w:t>Power BI filters data</w:t>
+      </w:r>
+    </w:p>
+    <w:p>
+      <w:pPr>
+        <w:tabs>
+          <w:tab w:val="left" w:pos="916"/>
+          <w:tab w:val="left" w:pos="1832"/>
+          <w:tab w:val="left" w:pos="2748"/>
+          <w:tab w:val="left" w:pos="3664"/>
+          <w:tab w:val="left" w:pos="4580"/>
+          <w:tab w:val="left" w:pos="5496"/>
+          <w:tab w:val="left" w:pos="6412"/>
+          <w:tab w:val="left" w:pos="7328"/>
+          <w:tab w:val="left" w:pos="8244"/>
+          <w:tab w:val="left" w:pos="9160"/>
+          <w:tab w:val="left" w:pos="10076"/>
+          <w:tab w:val="left" w:pos="10992"/>
+          <w:tab w:val="left" w:pos="11908"/>
+          <w:tab w:val="left" w:pos="12824"/>
+          <w:tab w:val="left" w:pos="13740"/>
+          <w:tab w:val="left" w:pos="14656"/>
+        </w:tabs>
+        <w:spacing w:after="0" w:line="240" w:lineRule="auto"/>
+        <w:rPr>
+          <w:rFonts w:ascii="Courier New" w:eastAsia="Times New Roman" w:hAnsi="Courier New" w:cs="Courier New"/>
+          <w:kern w:val="0"/>
+          <w:sz w:val="20"/>
+          <w:szCs w:val="20"/>
+          <w:lang w:eastAsia="en-IN"/>
+          <w14:ligatures w14:val="none"/>
+        </w:rPr>
+      </w:pPr>
+      <w:r>
+        <w:rPr>
+          <w:rFonts w:ascii="Courier New" w:eastAsia="Times New Roman" w:hAnsi="Courier New" w:cs="Courier New"/>
+          <w:kern w:val="0"/>
+          <w:sz w:val="20"/>
+          <w:szCs w:val="20"/>
+          <w:lang w:eastAsia="en-IN"/>
+          <w14:ligatures w14:val="none"/>
+        </w:rPr>
+        <w:t xml:space="preserve">     ↓</w:t>
+      </w:r>
+    </w:p>
+    <w:p>
+      <w:pPr>
+        <w:tabs>
+          <w:tab w:val="left" w:pos="916"/>
+          <w:tab w:val="left" w:pos="1832"/>
+          <w:tab w:val="left" w:pos="2748"/>
+          <w:tab w:val="left" w:pos="3664"/>
+          <w:tab w:val="left" w:pos="4580"/>
+          <w:tab w:val="left" w:pos="5496"/>
+          <w:tab w:val="left" w:pos="6412"/>
+          <w:tab w:val="left" w:pos="7328"/>
+          <w:tab w:val="left" w:pos="8244"/>
+          <w:tab w:val="left" w:pos="9160"/>
+          <w:tab w:val="left" w:pos="10076"/>
+          <w:tab w:val="left" w:pos="10992"/>
+          <w:tab w:val="left" w:pos="11908"/>
+          <w:tab w:val="left" w:pos="12824"/>
+          <w:tab w:val="left" w:pos="13740"/>
+          <w:tab w:val="left" w:pos="14656"/>
+        </w:tabs>
+        <w:spacing w:after="0" w:line="240" w:lineRule="auto"/>
+        <w:rPr>
+          <w:rFonts w:ascii="Courier New" w:eastAsia="Times New Roman" w:hAnsi="Courier New" w:cs="Courier New"/>
+          <w:kern w:val="0"/>
+          <w:sz w:val="20"/>
+          <w:szCs w:val="20"/>
+          <w:lang w:eastAsia="en-IN"/>
+          <w14:ligatures w14:val="none"/>
+        </w:rPr>
+      </w:pPr>
+      <w:r>
+        <w:rPr>
+          <w:rFonts w:ascii="Courier New" w:eastAsia="Times New Roman" w:hAnsi="Courier New" w:cs="Courier New"/>
+          <w:kern w:val="0"/>
+          <w:sz w:val="20"/>
+          <w:szCs w:val="20"/>
+          <w:lang w:eastAsia="en-IN"/>
+          <w14:ligatures w14:val="none"/>
+        </w:rPr>
+        <w:t>Python visual receives filtered data</w:t>
+      </w:r>
+    </w:p>
+    <w:p>
+      <w:pPr>
+        <w:tabs>
+          <w:tab w:val="left" w:pos="916"/>
+          <w:tab w:val="left" w:pos="1832"/>
+          <w:tab w:val="left" w:pos="2748"/>
+          <w:tab w:val="left" w:pos="3664"/>
+          <w:tab w:val="left" w:pos="4580"/>
+          <w:tab w:val="left" w:pos="5496"/>
+          <w:tab w:val="left" w:pos="6412"/>
+          <w:tab w:val="left" w:pos="7328"/>
+          <w:tab w:val="left" w:pos="8244"/>
+          <w:tab w:val="left" w:pos="9160"/>
+          <w:tab w:val="left" w:pos="10076"/>
+          <w:tab w:val="left" w:pos="10992"/>
+          <w:tab w:val="left" w:pos="11908"/>
+          <w:tab w:val="left" w:pos="12824"/>
+          <w:tab w:val="left" w:pos="13740"/>
+          <w:tab w:val="left" w:pos="14656"/>
+        </w:tabs>
+        <w:spacing w:after="0" w:line="240" w:lineRule="auto"/>
+        <w:rPr>
+          <w:rFonts w:ascii="Courier New" w:eastAsia="Times New Roman" w:hAnsi="Courier New" w:cs="Courier New"/>
+          <w:kern w:val="0"/>
+          <w:sz w:val="20"/>
+          <w:szCs w:val="20"/>
+          <w:lang w:eastAsia="en-IN"/>
+          <w14:ligatures w14:val="none"/>
+        </w:rPr>
+      </w:pPr>
+      <w:r>
+        <w:rPr>
+          <w:rFonts w:ascii="Courier New" w:eastAsia="Times New Roman" w:hAnsi="Courier New" w:cs="Courier New"/>
+          <w:kern w:val="0"/>
+          <w:sz w:val="20"/>
+          <w:szCs w:val="20"/>
+          <w:lang w:eastAsia="en-IN"/>
+          <w14:ligatures w14:val="none"/>
+        </w:rPr>
+        <w:t xml:space="preserve">     ↓</w:t>
+      </w:r>
+    </w:p>
+    <w:p>
+      <w:pPr>
+        <w:tabs>
+          <w:tab w:val="left" w:pos="916"/>
+          <w:tab w:val="left" w:pos="1832"/>
+          <w:tab w:val="left" w:pos="2748"/>
+          <w:tab w:val="left" w:pos="3664"/>
+          <w:tab w:val="left" w:pos="4580"/>
+          <w:tab w:val="left" w:pos="5496"/>
+          <w:tab w:val="left" w:pos="6412"/>
+          <w:tab w:val="left" w:pos="7328"/>
+          <w:tab w:val="left" w:pos="8244"/>
+          <w:tab w:val="left" w:pos="9160"/>
+          <w:tab w:val="left" w:pos="10076"/>
+          <w:tab w:val="left" w:pos="10992"/>
+          <w:tab w:val="left" w:pos="11908"/>
+          <w:tab w:val="left" w:pos="12824"/>
+          <w:tab w:val="left" w:pos="13740"/>
+          <w:tab w:val="left" w:pos="14656"/>
+        </w:tabs>
+        <w:spacing w:after="0" w:line="240" w:lineRule="auto"/>
+        <w:rPr>
+          <w:rFonts w:ascii="Courier New" w:eastAsia="Times New Roman" w:hAnsi="Courier New" w:cs="Courier New"/>
+          <w:kern w:val="0"/>
+          <w:sz w:val="20"/>
+          <w:szCs w:val="20"/>
+          <w:lang w:eastAsia="en-IN"/>
+          <w14:ligatures w14:val="none"/>
+        </w:rPr>
+      </w:pPr>
+      <w:r>
+        <w:rPr>
+          <w:rFonts w:ascii="Courier New" w:eastAsia="Times New Roman" w:hAnsi="Courier New" w:cs="Courier New"/>
+          <w:kern w:val="0"/>
+          <w:sz w:val="20"/>
+          <w:szCs w:val="20"/>
+          <w:lang w:eastAsia="en-IN"/>
+          <w14:ligatures w14:val="none"/>
+        </w:rPr>
+        <w:lastRenderedPageBreak/>
+        <w:t>Python chart is redrawn</w:t>
+      </w:r>
+    </w:p>
+    <w:p>
+      <w:pPr>
+        <w:spacing w:before="100" w:beforeAutospacing="1" w:after="100" w:afterAutospacing="1" w:line="240" w:lineRule="auto"/>
+        <w:rPr>
+          <w:rFonts w:ascii="Times New Roman" w:eastAsia="Times New Roman" w:hAnsi="Times New Roman" w:cs="Times New Roman"/>
+          <w:kern w:val="0"/>
+          <w:lang w:eastAsia="en-IN"/>
+          <w14:ligatures w14:val="none"/>
+        </w:rPr>
+      </w:pPr>
+      <w:proofErr w:type="gramStart"/>
+      <w:r>
+        <w:rPr>
+          <w:rFonts w:ascii="Times New Roman" w:eastAsia="Times New Roman" w:hAnsi="Times New Roman" w:cs="Times New Roman"/>
+          <w:kern w:val="0"/>
+          <w:lang w:eastAsia="en-IN"/>
+          <w14:ligatures w14:val="none"/>
+        </w:rPr>
+        <w:t>So</w:t>
+      </w:r>
+      <w:proofErr w:type="gramEnd"/>
+      <w:r>
+        <w:rPr>
+          <w:rFonts w:ascii="Times New Roman" w:eastAsia="Times New Roman" w:hAnsi="Times New Roman" w:cs="Times New Roman"/>
+          <w:kern w:val="0"/>
+          <w:lang w:eastAsia="en-IN"/>
+          <w14:ligatures w14:val="none"/>
+        </w:rPr>
+        <w:t xml:space="preserve"> you can have a slicer such as:</w:t>
+      </w:r>
+    </w:p>
+    <w:p>
+      <w:pPr>
+        <w:tabs>
+          <w:tab w:val="left" w:pos="916"/>
+          <w:tab w:val="left" w:pos="1832"/>
+          <w:tab w:val="left" w:pos="2748"/>
+          <w:tab w:val="left" w:pos="3664"/>
+          <w:tab w:val="left" w:pos="4580"/>
+          <w:tab w:val="left" w:pos="5496"/>
+          <w:tab w:val="left" w:pos="6412"/>
+          <w:tab w:val="left" w:pos="7328"/>
+          <w:tab w:val="left" w:pos="8244"/>
+          <w:tab w:val="left" w:pos="9160"/>
+          <w:tab w:val="left" w:pos="10076"/>
+          <w:tab w:val="left" w:pos="10992"/>
+          <w:tab w:val="left" w:pos="11908"/>
+          <w:tab w:val="left" w:pos="12824"/>
+          <w:tab w:val="left" w:pos="13740"/>
+          <w:tab w:val="left" w:pos="14656"/>
+        </w:tabs>
+        <w:spacing w:after="0" w:line="240" w:lineRule="auto"/>
+        <w:rPr>
+          <w:rFonts w:ascii="Courier New" w:eastAsia="Times New Roman" w:hAnsi="Courier New" w:cs="Courier New"/>
+          <w:kern w:val="0"/>
+          <w:sz w:val="20"/>
+          <w:szCs w:val="20"/>
+          <w:lang w:eastAsia="en-IN"/>
+          <w14:ligatures w14:val="none"/>
+        </w:rPr>
+      </w:pPr>
+      <w:r>
+        <w:rPr>
+          <w:rFonts w:ascii="Courier New" w:eastAsia="Times New Roman" w:hAnsi="Courier New" w:cs="Courier New"/>
+          <w:kern w:val="0"/>
+          <w:sz w:val="20"/>
+          <w:szCs w:val="20"/>
+          <w:lang w:eastAsia="en-IN"/>
+          <w14:ligatures w14:val="none"/>
+        </w:rPr>
+        <w:t>Region:</w:t>
+      </w:r>
+    </w:p>
+    <w:p>
+      <w:pPr>
+        <w:tabs>
+          <w:tab w:val="left" w:pos="916"/>
+          <w:tab w:val="left" w:pos="1832"/>
+          <w:tab w:val="left" w:pos="2748"/>
+          <w:tab w:val="left" w:pos="3664"/>
+          <w:tab w:val="left" w:pos="4580"/>
+          <w:tab w:val="left" w:pos="5496"/>
+          <w:tab w:val="left" w:pos="6412"/>
+          <w:tab w:val="left" w:pos="7328"/>
+          <w:tab w:val="left" w:pos="8244"/>
+          <w:tab w:val="left" w:pos="9160"/>
+          <w:tab w:val="left" w:pos="10076"/>
+          <w:tab w:val="left" w:pos="10992"/>
+          <w:tab w:val="left" w:pos="11908"/>
+          <w:tab w:val="left" w:pos="12824"/>
+          <w:tab w:val="left" w:pos="13740"/>
+          <w:tab w:val="left" w:pos="14656"/>
+        </w:tabs>
+        <w:spacing w:after="0" w:line="240" w:lineRule="auto"/>
+        <w:rPr>
+          <w:rFonts w:ascii="Courier New" w:eastAsia="Times New Roman" w:hAnsi="Courier New" w:cs="Courier New"/>
+          <w:kern w:val="0"/>
+          <w:sz w:val="20"/>
+          <w:szCs w:val="20"/>
+          <w:lang w:eastAsia="en-IN"/>
+          <w14:ligatures w14:val="none"/>
+        </w:rPr>
+      </w:pPr>
+      <w:r>
+        <w:rPr>
+          <w:rFonts w:ascii="Segoe UI Symbol" w:eastAsia="Times New Roman" w:hAnsi="Segoe UI Symbol" w:cs="Segoe UI Symbol"/>
+          <w:kern w:val="0"/>
+          <w:sz w:val="20"/>
+          <w:szCs w:val="20"/>
+          <w:lang w:eastAsia="en-IN"/>
+          <w14:ligatures w14:val="none"/>
+        </w:rPr>
+        <w:t>☑</w:t>
+      </w:r>
+      <w:r>
+        <w:rPr>
+          <w:rFonts w:ascii="Courier New" w:eastAsia="Times New Roman" w:hAnsi="Courier New" w:cs="Courier New"/>
+          <w:kern w:val="0"/>
+          <w:sz w:val="20"/>
+          <w:szCs w:val="20"/>
+          <w:lang w:eastAsia="en-IN"/>
+          <w14:ligatures w14:val="none"/>
+        </w:rPr>
+        <w:t xml:space="preserve"> Chennai</w:t>
+      </w:r>
+    </w:p>
+    <w:p>
+      <w:pPr>
+        <w:tabs>
+          <w:tab w:val="left" w:pos="916"/>
+          <w:tab w:val="left" w:pos="1832"/>
+          <w:tab w:val="left" w:pos="2748"/>
+          <w:tab w:val="left" w:pos="3664"/>
+          <w:tab w:val="left" w:pos="4580"/>
+          <w:tab w:val="left" w:pos="5496"/>
+          <w:tab w:val="left" w:pos="6412"/>
+          <w:tab w:val="left" w:pos="7328"/>
+          <w:tab w:val="left" w:pos="8244"/>
+          <w:tab w:val="left" w:pos="9160"/>
+          <w:tab w:val="left" w:pos="10076"/>
+          <w:tab w:val="left" w:pos="10992"/>
+          <w:tab w:val="left" w:pos="11908"/>
+          <w:tab w:val="left" w:pos="12824"/>
+          <w:tab w:val="left" w:pos="13740"/>
+          <w:tab w:val="left" w:pos="14656"/>
+        </w:tabs>
+        <w:spacing w:after="0" w:line="240" w:lineRule="auto"/>
+        <w:rPr>
+          <w:rFonts w:ascii="Courier New" w:eastAsia="Times New Roman" w:hAnsi="Courier New" w:cs="Courier New"/>
+          <w:kern w:val="0"/>
+          <w:sz w:val="20"/>
+          <w:szCs w:val="20"/>
+          <w:lang w:eastAsia="en-IN"/>
+          <w14:ligatures w14:val="none"/>
+        </w:rPr>
+      </w:pPr>
+      <w:r>
+        <w:rPr>
+          <w:rFonts w:ascii="Segoe UI Symbol" w:eastAsia="Times New Roman" w:hAnsi="Segoe UI Symbol" w:cs="Segoe UI Symbol"/>
+          <w:kern w:val="0"/>
+          <w:sz w:val="20"/>
+          <w:szCs w:val="20"/>
+          <w:lang w:eastAsia="en-IN"/>
+          <w14:ligatures w14:val="none"/>
+        </w:rPr>
+        <w:t>☐</w:t>
+      </w:r>
+      <w:r>
+        <w:rPr>
+          <w:rFonts w:ascii="Courier New" w:eastAsia="Times New Roman" w:hAnsi="Courier New" w:cs="Courier New"/>
+          <w:kern w:val="0"/>
+          <w:sz w:val="20"/>
+          <w:szCs w:val="20"/>
+          <w:lang w:eastAsia="en-IN"/>
+          <w14:ligatures w14:val="none"/>
+        </w:rPr>
+        <w:t xml:space="preserve"> Bangalore</w:t>
+      </w:r>
+    </w:p>
+    <w:p>
+      <w:pPr>
+        <w:tabs>
+          <w:tab w:val="left" w:pos="916"/>
+          <w:tab w:val="left" w:pos="1832"/>
+          <w:tab w:val="left" w:pos="2748"/>
+          <w:tab w:val="left" w:pos="3664"/>
+          <w:tab w:val="left" w:pos="4580"/>
+          <w:tab w:val="left" w:pos="5496"/>
+          <w:tab w:val="left" w:pos="6412"/>
+          <w:tab w:val="left" w:pos="7328"/>
+          <w:tab w:val="left" w:pos="8244"/>
+          <w:tab w:val="left" w:pos="9160"/>
+          <w:tab w:val="left" w:pos="10076"/>
+          <w:tab w:val="left" w:pos="10992"/>
+          <w:tab w:val="left" w:pos="11908"/>
+          <w:tab w:val="left" w:pos="12824"/>
+          <w:tab w:val="left" w:pos="13740"/>
+          <w:tab w:val="left" w:pos="14656"/>
+        </w:tabs>
+        <w:spacing w:after="0" w:line="240" w:lineRule="auto"/>
+        <w:rPr>
+          <w:rFonts w:ascii="Courier New" w:eastAsia="Times New Roman" w:hAnsi="Courier New" w:cs="Courier New"/>
+          <w:kern w:val="0"/>
+          <w:sz w:val="20"/>
+          <w:szCs w:val="20"/>
+          <w:lang w:eastAsia="en-IN"/>
+          <w14:ligatures w14:val="none"/>
+        </w:rPr>
+      </w:pPr>
+      <w:r>
+        <w:rPr>
+          <w:rFonts w:ascii="Segoe UI Symbol" w:eastAsia="Times New Roman" w:hAnsi="Segoe UI Symbol" w:cs="Segoe UI Symbol"/>
+          <w:kern w:val="0"/>
+          <w:sz w:val="20"/>
+          <w:szCs w:val="20"/>
+          <w:lang w:eastAsia="en-IN"/>
+          <w14:ligatures w14:val="none"/>
+        </w:rPr>
+        <w:t>☐</w:t>
+      </w:r>
+      <w:r>
+        <w:rPr>
+          <w:rFonts w:ascii="Courier New" w:eastAsia="Times New Roman" w:hAnsi="Courier New" w:cs="Courier New"/>
+          <w:kern w:val="0"/>
+          <w:sz w:val="20"/>
+          <w:szCs w:val="20"/>
+          <w:lang w:eastAsia="en-IN"/>
+          <w14:ligatures w14:val="none"/>
+        </w:rPr>
+        <w:t xml:space="preserve"> Hyderabad</w:t>
+      </w:r>
+    </w:p>
+    <w:p>
+      <w:pPr>
+        <w:spacing w:before="100" w:beforeAutospacing="1" w:after="100" w:afterAutospacing="1" w:line="240" w:lineRule="auto"/>
+        <w:rPr>
+          <w:rFonts w:ascii="Times New Roman" w:eastAsia="Times New Roman" w:hAnsi="Times New Roman" w:cs="Times New Roman"/>
+          <w:kern w:val="0"/>
+          <w:lang w:eastAsia="en-IN"/>
+          <w14:ligatures w14:val="none"/>
+        </w:rPr>
+      </w:pPr>
+      <w:r>
+        <w:rPr>
+          <w:rFonts w:ascii="Times New Roman" w:eastAsia="Times New Roman" w:hAnsi="Times New Roman" w:cs="Times New Roman"/>
+          <w:kern w:val="0"/>
+          <w:lang w:eastAsia="en-IN"/>
+          <w14:ligatures w14:val="none"/>
+        </w:rPr>
+        <w:t>and your Python chart will update based on that selection.</w:t>
+      </w:r>
+    </w:p>
+    <w:p>
+      <w:pPr>
+        <w:spacing w:before="100" w:beforeAutospacing="1" w:after="100" w:afterAutospacing="1" w:line="240" w:lineRule="auto"/>
+        <w:outlineLvl w:val="2"/>
+        <w:rPr>
+          <w:rFonts w:ascii="Times New Roman" w:eastAsia="Times New Roman" w:hAnsi="Times New Roman" w:cs="Times New Roman"/>
+          <w:b/>
+          <w:bCs/>
+          <w:kern w:val="0"/>
+          <w:sz w:val="27"/>
+          <w:szCs w:val="27"/>
+          <w:lang w:eastAsia="en-IN"/>
+          <w14:ligatures w14:val="none"/>
+        </w:rPr>
+      </w:pPr>
+      <w:r>
+        <w:rPr>
+          <w:rFonts w:ascii="Times New Roman" w:eastAsia="Times New Roman" w:hAnsi="Times New Roman" w:cs="Times New Roman"/>
+          <w:b/>
+          <w:bCs/>
+          <w:kern w:val="0"/>
+          <w:sz w:val="27"/>
+          <w:szCs w:val="27"/>
+          <w:lang w:eastAsia="en-IN"/>
+          <w14:ligatures w14:val="none"/>
+        </w:rPr>
+        <w:t>But you generally can't do this inside the Python chart</w:t>
+      </w:r>
+    </w:p>
+    <w:p>
+      <w:pPr>
+        <w:spacing w:before="100" w:beforeAutospacing="1" w:after="100" w:afterAutospacing="1" w:line="240" w:lineRule="auto"/>
+        <w:rPr>
+          <w:rFonts w:ascii="Times New Roman" w:eastAsia="Times New Roman" w:hAnsi="Times New Roman" w:cs="Times New Roman"/>
+          <w:kern w:val="0"/>
+          <w:lang w:eastAsia="en-IN"/>
+          <w14:ligatures w14:val="none"/>
+        </w:rPr>
+      </w:pPr>
+      <w:r>
+        <w:rPr>
+          <w:rFonts w:ascii="Times New Roman" w:eastAsia="Times New Roman" w:hAnsi="Times New Roman" w:cs="Times New Roman"/>
+          <w:kern w:val="0"/>
+          <w:lang w:eastAsia="en-IN"/>
+          <w14:ligatures w14:val="none"/>
+        </w:rPr>
+        <w:t>For example, creating a matplotlib chart and then expecting:</w:t>
+      </w:r>
+    </w:p>
+    <w:p>
+      <w:pPr>
+        <w:tabs>
+          <w:tab w:val="left" w:pos="916"/>
+          <w:tab w:val="left" w:pos="1832"/>
+          <w:tab w:val="left" w:pos="2748"/>
+          <w:tab w:val="left" w:pos="3664"/>
+          <w:tab w:val="left" w:pos="4580"/>
+          <w:tab w:val="left" w:pos="5496"/>
+          <w:tab w:val="left" w:pos="6412"/>
+          <w:tab w:val="left" w:pos="7328"/>
+          <w:tab w:val="left" w:pos="8244"/>
+          <w:tab w:val="left" w:pos="9160"/>
+          <w:tab w:val="left" w:pos="10076"/>
+          <w:tab w:val="left" w:pos="10992"/>
+          <w:tab w:val="left" w:pos="11908"/>
+          <w:tab w:val="left" w:pos="12824"/>
+          <w:tab w:val="left" w:pos="13740"/>
+          <w:tab w:val="left" w:pos="14656"/>
+        </w:tabs>
+        <w:spacing w:after="0" w:line="240" w:lineRule="auto"/>
+        <w:rPr>
+          <w:rFonts w:ascii="Courier New" w:eastAsia="Times New Roman" w:hAnsi="Courier New" w:cs="Courier New"/>
+          <w:kern w:val="0"/>
+          <w:sz w:val="20"/>
+          <w:szCs w:val="20"/>
+          <w:lang w:eastAsia="en-IN"/>
+          <w14:ligatures w14:val="none"/>
+        </w:rPr>
+      </w:pPr>
+      <w:r>
+        <w:rPr>
+          <w:rFonts w:ascii="Courier New" w:eastAsia="Times New Roman" w:hAnsi="Courier New" w:cs="Courier New"/>
+          <w:kern w:val="0"/>
+          <w:sz w:val="20"/>
+          <w:szCs w:val="20"/>
+          <w:lang w:eastAsia="en-IN"/>
+          <w14:ligatures w14:val="none"/>
+        </w:rPr>
+        <w:t>Click a bar</w:t>
+      </w:r>
+    </w:p>
+    <w:p>
+      <w:pPr>
+        <w:tabs>
+          <w:tab w:val="left" w:pos="916"/>
+          <w:tab w:val="left" w:pos="1832"/>
+          <w:tab w:val="left" w:pos="2748"/>
+          <w:tab w:val="left" w:pos="3664"/>
+          <w:tab w:val="left" w:pos="4580"/>
+          <w:tab w:val="left" w:pos="5496"/>
+          <w:tab w:val="left" w:pos="6412"/>
+          <w:tab w:val="left" w:pos="7328"/>
+          <w:tab w:val="left" w:pos="8244"/>
+          <w:tab w:val="left" w:pos="9160"/>
+          <w:tab w:val="left" w:pos="10076"/>
+          <w:tab w:val="left" w:pos="10992"/>
+          <w:tab w:val="left" w:pos="11908"/>
+          <w:tab w:val="left" w:pos="12824"/>
+          <w:tab w:val="left" w:pos="13740"/>
+          <w:tab w:val="left" w:pos="14656"/>
+        </w:tabs>
+        <w:spacing w:after="0" w:line="240" w:lineRule="auto"/>
+        <w:rPr>
+          <w:rFonts w:ascii="Courier New" w:eastAsia="Times New Roman" w:hAnsi="Courier New" w:cs="Courier New"/>
+          <w:kern w:val="0"/>
+          <w:sz w:val="20"/>
+          <w:szCs w:val="20"/>
+          <w:lang w:eastAsia="en-IN"/>
+          <w14:ligatures w14:val="none"/>
+        </w:rPr>
+      </w:pPr>
+      <w:r>
+        <w:rPr>
+          <w:rFonts w:ascii="Courier New" w:eastAsia="Times New Roman" w:hAnsi="Courier New" w:cs="Courier New"/>
+          <w:kern w:val="0"/>
+          <w:sz w:val="20"/>
+          <w:szCs w:val="20"/>
+          <w:lang w:eastAsia="en-IN"/>
+          <w14:ligatures w14:val="none"/>
+        </w:rPr>
+        <w:t xml:space="preserve">     ↓</w:t>
+      </w:r>
+    </w:p>
+    <w:p>
+      <w:pPr>
+        <w:tabs>
+          <w:tab w:val="left" w:pos="916"/>
+          <w:tab w:val="left" w:pos="1832"/>
+          <w:tab w:val="left" w:pos="2748"/>
+          <w:tab w:val="left" w:pos="3664"/>
+          <w:tab w:val="left" w:pos="4580"/>
+          <w:tab w:val="left" w:pos="5496"/>
+          <w:tab w:val="left" w:pos="6412"/>
+          <w:tab w:val="left" w:pos="7328"/>
+          <w:tab w:val="left" w:pos="8244"/>
+          <w:tab w:val="left" w:pos="9160"/>
+          <w:tab w:val="left" w:pos="10076"/>
+          <w:tab w:val="left" w:pos="10992"/>
+          <w:tab w:val="left" w:pos="11908"/>
+          <w:tab w:val="left" w:pos="12824"/>
+          <w:tab w:val="left" w:pos="13740"/>
+          <w:tab w:val="left" w:pos="14656"/>
+        </w:tabs>
+        <w:spacing w:after="0" w:line="240" w:lineRule="auto"/>
+        <w:rPr>
+          <w:rFonts w:ascii="Courier New" w:eastAsia="Times New Roman" w:hAnsi="Courier New" w:cs="Courier New"/>
+          <w:kern w:val="0"/>
+          <w:sz w:val="20"/>
+          <w:szCs w:val="20"/>
+          <w:lang w:eastAsia="en-IN"/>
+          <w14:ligatures w14:val="none"/>
+        </w:rPr>
+      </w:pPr>
+      <w:r>
+        <w:rPr>
+          <w:rFonts w:ascii="Courier New" w:eastAsia="Times New Roman" w:hAnsi="Courier New" w:cs="Courier New"/>
+          <w:kern w:val="0"/>
+          <w:sz w:val="20"/>
+          <w:szCs w:val="20"/>
+          <w:lang w:eastAsia="en-IN"/>
+          <w14:ligatures w14:val="none"/>
+        </w:rPr>
+        <w:t>Highlight that bar</w:t>
+      </w:r>
+    </w:p>
+    <w:p>
+      <w:pPr>
+        <w:tabs>
+          <w:tab w:val="left" w:pos="916"/>
+          <w:tab w:val="left" w:pos="1832"/>
+          <w:tab w:val="left" w:pos="2748"/>
+          <w:tab w:val="left" w:pos="3664"/>
+          <w:tab w:val="left" w:pos="4580"/>
+          <w:tab w:val="left" w:pos="5496"/>
+          <w:tab w:val="left" w:pos="6412"/>
+          <w:tab w:val="left" w:pos="7328"/>
+          <w:tab w:val="left" w:pos="8244"/>
+          <w:tab w:val="left" w:pos="9160"/>
+          <w:tab w:val="left" w:pos="10076"/>
+          <w:tab w:val="left" w:pos="10992"/>
+          <w:tab w:val="left" w:pos="11908"/>
+          <w:tab w:val="left" w:pos="12824"/>
+          <w:tab w:val="left" w:pos="13740"/>
+          <w:tab w:val="left" w:pos="14656"/>
+        </w:tabs>
+        <w:spacing w:after="0" w:line="240" w:lineRule="auto"/>
+        <w:rPr>
+          <w:rFonts w:ascii="Courier New" w:eastAsia="Times New Roman" w:hAnsi="Courier New" w:cs="Courier New"/>
+          <w:kern w:val="0"/>
+          <w:sz w:val="20"/>
+          <w:szCs w:val="20"/>
+          <w:lang w:eastAsia="en-IN"/>
+          <w14:ligatures w14:val="none"/>
+        </w:rPr>
+      </w:pPr>
+      <w:r>
+        <w:rPr>
+          <w:rFonts w:ascii="Courier New" w:eastAsia="Times New Roman" w:hAnsi="Courier New" w:cs="Courier New"/>
+          <w:kern w:val="0"/>
+          <w:sz w:val="20"/>
+          <w:szCs w:val="20"/>
+          <w:lang w:eastAsia="en-IN"/>
+          <w14:ligatures w14:val="none"/>
+        </w:rPr>
+        <w:t xml:space="preserve">     ↓</w:t>
+      </w:r>
+    </w:p>
+    <w:p>
+      <w:pPr>
+        <w:tabs>
+          <w:tab w:val="left" w:pos="916"/>
+          <w:tab w:val="left" w:pos="1832"/>
+          <w:tab w:val="left" w:pos="2748"/>
+          <w:tab w:val="left" w:pos="3664"/>
+          <w:tab w:val="left" w:pos="4580"/>
+          <w:tab w:val="left" w:pos="5496"/>
+          <w:tab w:val="left" w:pos="6412"/>
+          <w:tab w:val="left" w:pos="7328"/>
+          <w:tab w:val="left" w:pos="8244"/>
+          <w:tab w:val="left" w:pos="9160"/>
+          <w:tab w:val="left" w:pos="10076"/>
+          <w:tab w:val="left" w:pos="10992"/>
+          <w:tab w:val="left" w:pos="11908"/>
+          <w:tab w:val="left" w:pos="12824"/>
+          <w:tab w:val="left" w:pos="13740"/>
+          <w:tab w:val="left" w:pos="14656"/>
+        </w:tabs>
+        <w:spacing w:after="0" w:line="240" w:lineRule="auto"/>
+        <w:rPr>
+          <w:rFonts w:ascii="Courier New" w:eastAsia="Times New Roman" w:hAnsi="Courier New" w:cs="Courier New"/>
+          <w:kern w:val="0"/>
+          <w:sz w:val="20"/>
+          <w:szCs w:val="20"/>
+          <w:lang w:eastAsia="en-IN"/>
+          <w14:ligatures w14:val="none"/>
+        </w:rPr>
+      </w:pPr>
+      <w:r>
+        <w:rPr>
+          <w:rFonts w:ascii="Courier New" w:eastAsia="Times New Roman" w:hAnsi="Courier New" w:cs="Courier New"/>
+          <w:kern w:val="0"/>
+          <w:sz w:val="20"/>
+          <w:szCs w:val="20"/>
+          <w:lang w:eastAsia="en-IN"/>
+          <w14:ligatures w14:val="none"/>
+        </w:rPr>
+        <w:t>Filter another Power BI visual</w:t>
+      </w:r>
+    </w:p>
+    <w:p>
+      <w:pPr>
+        <w:spacing w:before="100" w:beforeAutospacing="1" w:after="100" w:afterAutospacing="1" w:line="240" w:lineRule="auto"/>
+        <w:rPr>
+          <w:rFonts w:ascii="Times New Roman" w:eastAsia="Times New Roman" w:hAnsi="Times New Roman" w:cs="Times New Roman"/>
+          <w:kern w:val="0"/>
+          <w:lang w:eastAsia="en-IN"/>
+          <w14:ligatures w14:val="none"/>
+        </w:rPr>
+      </w:pPr>
+      <w:r>
+        <w:rPr>
+          <w:rFonts w:ascii="Times New Roman" w:eastAsia="Times New Roman" w:hAnsi="Times New Roman" w:cs="Times New Roman"/>
+          <w:kern w:val="0"/>
+          <w:lang w:eastAsia="en-IN"/>
+          <w14:ligatures w14:val="none"/>
+        </w:rPr>
+        <w:t xml:space="preserve">is </w:t>
+      </w:r>
+      <w:r>
+        <w:rPr>
+          <w:rFonts w:ascii="Times New Roman" w:eastAsia="Times New Roman" w:hAnsi="Times New Roman" w:cs="Times New Roman"/>
+          <w:b/>
+          <w:bCs/>
+          <w:kern w:val="0"/>
+          <w:lang w:eastAsia="en-IN"/>
+          <w14:ligatures w14:val="none"/>
+        </w:rPr>
+        <w:t>not the same experience as a native Power BI visual</w:t>
+      </w:r>
+      <w:r>
+        <w:rPr>
+          <w:rFonts w:ascii="Times New Roman" w:eastAsia="Times New Roman" w:hAnsi="Times New Roman" w:cs="Times New Roman"/>
+          <w:kern w:val="0"/>
+          <w:lang w:eastAsia="en-IN"/>
+          <w14:ligatures w14:val="none"/>
+        </w:rPr>
+        <w:t>.</w:t>
+      </w:r>
+    </w:p>
+    <w:p>
+      <w:pPr>
+        <w:spacing w:before="100" w:beforeAutospacing="1" w:after="100" w:afterAutospacing="1" w:line="240" w:lineRule="auto"/>
+        <w:rPr>
+          <w:rFonts w:ascii="Times New Roman" w:eastAsia="Times New Roman" w:hAnsi="Times New Roman" w:cs="Times New Roman"/>
+          <w:kern w:val="0"/>
+          <w:lang w:eastAsia="en-IN"/>
+          <w14:ligatures w14:val="none"/>
+        </w:rPr>
+      </w:pPr>
+      <w:r>
+        <w:rPr>
+          <w:rFonts w:ascii="Times New Roman" w:eastAsia="Times New Roman" w:hAnsi="Times New Roman" w:cs="Times New Roman"/>
+          <w:kern w:val="0"/>
+          <w:lang w:eastAsia="en-IN"/>
+          <w14:ligatures w14:val="none"/>
+        </w:rPr>
+        <w:t>Likewise, things like rich hover interactions, drill-down, cross-highlighting, and native Power BI interactions aren't available in the same way.</w:t>
+      </w:r>
+    </w:p>
+    <w:p>
+      <w:pPr>
+        <w:spacing w:after="0" w:line="240" w:lineRule="auto"/>
+        <w:rPr>
+          <w:rFonts w:ascii="Times New Roman" w:eastAsia="Times New Roman" w:hAnsi="Times New Roman" w:cs="Times New Roman"/>
+          <w:kern w:val="0"/>
+          <w:lang w:eastAsia="en-IN"/>
+          <w14:ligatures w14:val="none"/>
+        </w:rPr>
+      </w:pPr>
+      <w:r>
+        <w:rPr>
+          <w:rFonts w:ascii="Times New Roman" w:eastAsia="Times New Roman" w:hAnsi="Times New Roman" w:cs="Times New Roman"/>
+          <w:kern w:val="0"/>
+          <w:lang w:eastAsia="en-IN"/>
+          <w14:ligatures w14:val="none"/>
+        </w:rPr>
+        <w:pict w14:anchorId="0EFBA61E">
+          <v:rect id="_x0000_i1085" style="width:0;height:1.5pt" o:hralign="center" o:hrstd="t" o:hr="t" fillcolor="#a0a0a0" stroked="f"/>
+        </w:pict>
+      </w:r>
+    </w:p>
+    <w:p>
+      <w:pPr>
+        <w:spacing w:before="100" w:beforeAutospacing="1" w:after="100" w:afterAutospacing="1" w:line="240" w:lineRule="auto"/>
+        <w:outlineLvl w:val="2"/>
+        <w:rPr>
+          <w:rFonts w:ascii="Times New Roman" w:eastAsia="Times New Roman" w:hAnsi="Times New Roman" w:cs="Times New Roman"/>
+          <w:b/>
+          <w:bCs/>
+          <w:kern w:val="0"/>
+          <w:sz w:val="27"/>
+          <w:szCs w:val="27"/>
+          <w:lang w:eastAsia="en-IN"/>
+          <w14:ligatures w14:val="none"/>
+        </w:rPr>
+      </w:pPr>
+      <w:r>
+        <w:rPr>
+          <w:rFonts w:ascii="Times New Roman" w:eastAsia="Times New Roman" w:hAnsi="Times New Roman" w:cs="Times New Roman"/>
+          <w:b/>
+          <w:bCs/>
+          <w:kern w:val="0"/>
+          <w:sz w:val="27"/>
+          <w:szCs w:val="27"/>
+          <w:lang w:eastAsia="en-IN"/>
+          <w14:ligatures w14:val="none"/>
+        </w:rPr>
+        <w:t>If you need a highly interactive custom visual</w:t>
+      </w:r>
+    </w:p>
+    <w:p>
+      <w:pPr>
+        <w:spacing w:before="100" w:beforeAutospacing="1" w:after="100" w:afterAutospacing="1" w:line="240" w:lineRule="auto"/>
+        <w:rPr>
+          <w:rFonts w:ascii="Times New Roman" w:eastAsia="Times New Roman" w:hAnsi="Times New Roman" w:cs="Times New Roman"/>
+          <w:kern w:val="0"/>
+          <w:lang w:eastAsia="en-IN"/>
+          <w14:ligatures w14:val="none"/>
+        </w:rPr>
+      </w:pPr>
+      <w:r>
+        <w:rPr>
+          <w:rFonts w:ascii="Times New Roman" w:eastAsia="Times New Roman" w:hAnsi="Times New Roman" w:cs="Times New Roman"/>
+          <w:kern w:val="0"/>
+          <w:lang w:eastAsia="en-IN"/>
+          <w14:ligatures w14:val="none"/>
+        </w:rPr>
+        <w:t>There are better options.</w:t>
+      </w:r>
+    </w:p>
+    <w:p>
+      <w:pPr>
+        <w:spacing w:before="100" w:beforeAutospacing="1" w:after="100" w:afterAutospacing="1" w:line="240" w:lineRule="auto"/>
+        <w:rPr>
+          <w:rFonts w:ascii="Times New Roman" w:eastAsia="Times New Roman" w:hAnsi="Times New Roman" w:cs="Times New Roman"/>
+          <w:kern w:val="0"/>
+          <w:lang w:eastAsia="en-IN"/>
+          <w14:ligatures w14:val="none"/>
+        </w:rPr>
+      </w:pPr>
+      <w:r>
+        <w:rPr>
+          <w:rFonts w:ascii="Times New Roman" w:eastAsia="Times New Roman" w:hAnsi="Times New Roman" w:cs="Times New Roman"/>
+          <w:b/>
+          <w:bCs/>
+          <w:kern w:val="0"/>
+          <w:lang w:eastAsia="en-IN"/>
+          <w14:ligatures w14:val="none"/>
+        </w:rPr>
+        <w:t>1. Native Power BI visual</w:t>
+      </w:r>
+    </w:p>
+    <w:p>
+      <w:pPr>
+        <w:spacing w:before="100" w:beforeAutospacing="1" w:after="100" w:afterAutospacing="1" w:line="240" w:lineRule="auto"/>
+        <w:rPr>
+          <w:rFonts w:ascii="Times New Roman" w:eastAsia="Times New Roman" w:hAnsi="Times New Roman" w:cs="Times New Roman"/>
+          <w:kern w:val="0"/>
+          <w:lang w:eastAsia="en-IN"/>
+          <w14:ligatures w14:val="none"/>
+        </w:rPr>
+      </w:pPr>
+      <w:r>
+        <w:rPr>
+          <w:rFonts w:ascii="Times New Roman" w:eastAsia="Times New Roman" w:hAnsi="Times New Roman" w:cs="Times New Roman"/>
+          <w:kern w:val="0"/>
+          <w:lang w:eastAsia="en-IN"/>
+          <w14:ligatures w14:val="none"/>
+        </w:rPr>
+        <w:t>Best when possible.</w:t>
+      </w:r>
+    </w:p>
+    <w:p>
+      <w:pPr>
+        <w:tabs>
+          <w:tab w:val="left" w:pos="916"/>
+          <w:tab w:val="left" w:pos="1832"/>
+          <w:tab w:val="left" w:pos="2748"/>
+          <w:tab w:val="left" w:pos="3664"/>
+          <w:tab w:val="left" w:pos="4580"/>
+          <w:tab w:val="left" w:pos="5496"/>
+          <w:tab w:val="left" w:pos="6412"/>
+          <w:tab w:val="left" w:pos="7328"/>
+          <w:tab w:val="left" w:pos="8244"/>
+          <w:tab w:val="left" w:pos="9160"/>
+          <w:tab w:val="left" w:pos="10076"/>
+          <w:tab w:val="left" w:pos="10992"/>
+          <w:tab w:val="left" w:pos="11908"/>
+          <w:tab w:val="left" w:pos="12824"/>
+          <w:tab w:val="left" w:pos="13740"/>
+          <w:tab w:val="left" w:pos="14656"/>
+        </w:tabs>
+        <w:spacing w:after="0" w:line="240" w:lineRule="auto"/>
+        <w:rPr>
+          <w:rFonts w:ascii="Courier New" w:eastAsia="Times New Roman" w:hAnsi="Courier New" w:cs="Courier New"/>
+          <w:kern w:val="0"/>
+          <w:sz w:val="20"/>
+          <w:szCs w:val="20"/>
+          <w:lang w:eastAsia="en-IN"/>
+          <w14:ligatures w14:val="none"/>
+        </w:rPr>
+      </w:pPr>
+      <w:r>
+        <w:rPr>
+          <w:rFonts w:ascii="Courier New" w:eastAsia="Times New Roman" w:hAnsi="Courier New" w:cs="Courier New"/>
+          <w:kern w:val="0"/>
+          <w:sz w:val="20"/>
+          <w:szCs w:val="20"/>
+          <w:lang w:eastAsia="en-IN"/>
+          <w14:ligatures w14:val="none"/>
+        </w:rPr>
+        <w:t>Slicer</w:t>
+      </w:r>
+    </w:p>
+    <w:p>
+      <w:pPr>
+        <w:tabs>
+          <w:tab w:val="left" w:pos="916"/>
+          <w:tab w:val="left" w:pos="1832"/>
+          <w:tab w:val="left" w:pos="2748"/>
+          <w:tab w:val="left" w:pos="3664"/>
+          <w:tab w:val="left" w:pos="4580"/>
+          <w:tab w:val="left" w:pos="5496"/>
+          <w:tab w:val="left" w:pos="6412"/>
+          <w:tab w:val="left" w:pos="7328"/>
+          <w:tab w:val="left" w:pos="8244"/>
+          <w:tab w:val="left" w:pos="9160"/>
+          <w:tab w:val="left" w:pos="10076"/>
+          <w:tab w:val="left" w:pos="10992"/>
+          <w:tab w:val="left" w:pos="11908"/>
+          <w:tab w:val="left" w:pos="12824"/>
+          <w:tab w:val="left" w:pos="13740"/>
+          <w:tab w:val="left" w:pos="14656"/>
+        </w:tabs>
+        <w:spacing w:after="0" w:line="240" w:lineRule="auto"/>
+        <w:rPr>
+          <w:rFonts w:ascii="Courier New" w:eastAsia="Times New Roman" w:hAnsi="Courier New" w:cs="Courier New"/>
+          <w:kern w:val="0"/>
+          <w:sz w:val="20"/>
+          <w:szCs w:val="20"/>
+          <w:lang w:eastAsia="en-IN"/>
+          <w14:ligatures w14:val="none"/>
+        </w:rPr>
+      </w:pPr>
+      <w:r>
+        <w:rPr>
+          <w:rFonts w:ascii="Courier New" w:eastAsia="Times New Roman" w:hAnsi="Courier New" w:cs="Courier New"/>
+          <w:kern w:val="0"/>
+          <w:sz w:val="20"/>
+          <w:szCs w:val="20"/>
+          <w:lang w:eastAsia="en-IN"/>
+          <w14:ligatures w14:val="none"/>
+        </w:rPr>
+        <w:t xml:space="preserve"> ↓</w:t>
+      </w:r>
+    </w:p>
+    <w:p>
+      <w:pPr>
+        <w:tabs>
+          <w:tab w:val="left" w:pos="916"/>
+          <w:tab w:val="left" w:pos="1832"/>
+          <w:tab w:val="left" w:pos="2748"/>
+          <w:tab w:val="left" w:pos="3664"/>
+          <w:tab w:val="left" w:pos="4580"/>
+          <w:tab w:val="left" w:pos="5496"/>
+          <w:tab w:val="left" w:pos="6412"/>
+          <w:tab w:val="left" w:pos="7328"/>
+          <w:tab w:val="left" w:pos="8244"/>
+          <w:tab w:val="left" w:pos="9160"/>
+          <w:tab w:val="left" w:pos="10076"/>
+          <w:tab w:val="left" w:pos="10992"/>
+          <w:tab w:val="left" w:pos="11908"/>
+          <w:tab w:val="left" w:pos="12824"/>
+          <w:tab w:val="left" w:pos="13740"/>
+          <w:tab w:val="left" w:pos="14656"/>
+        </w:tabs>
+        <w:spacing w:after="0" w:line="240" w:lineRule="auto"/>
+        <w:rPr>
+          <w:rFonts w:ascii="Courier New" w:eastAsia="Times New Roman" w:hAnsi="Courier New" w:cs="Courier New"/>
+          <w:kern w:val="0"/>
+          <w:sz w:val="20"/>
+          <w:szCs w:val="20"/>
+          <w:lang w:eastAsia="en-IN"/>
+          <w14:ligatures w14:val="none"/>
+        </w:rPr>
+      </w:pPr>
+      <w:r>
+        <w:rPr>
+          <w:rFonts w:ascii="Courier New" w:eastAsia="Times New Roman" w:hAnsi="Courier New" w:cs="Courier New"/>
+          <w:kern w:val="0"/>
+          <w:sz w:val="20"/>
+          <w:szCs w:val="20"/>
+          <w:lang w:eastAsia="en-IN"/>
+          <w14:ligatures w14:val="none"/>
+        </w:rPr>
+        <w:t>Chart</w:t>
+      </w:r>
+    </w:p>
+    <w:p>
+      <w:pPr>
+        <w:tabs>
+          <w:tab w:val="left" w:pos="916"/>
+          <w:tab w:val="left" w:pos="1832"/>
+          <w:tab w:val="left" w:pos="2748"/>
+          <w:tab w:val="left" w:pos="3664"/>
+          <w:tab w:val="left" w:pos="4580"/>
+          <w:tab w:val="left" w:pos="5496"/>
+          <w:tab w:val="left" w:pos="6412"/>
+          <w:tab w:val="left" w:pos="7328"/>
+          <w:tab w:val="left" w:pos="8244"/>
+          <w:tab w:val="left" w:pos="9160"/>
+          <w:tab w:val="left" w:pos="10076"/>
+          <w:tab w:val="left" w:pos="10992"/>
+          <w:tab w:val="left" w:pos="11908"/>
+          <w:tab w:val="left" w:pos="12824"/>
+          <w:tab w:val="left" w:pos="13740"/>
+          <w:tab w:val="left" w:pos="14656"/>
+        </w:tabs>
+        <w:spacing w:after="0" w:line="240" w:lineRule="auto"/>
+        <w:rPr>
+          <w:rFonts w:ascii="Courier New" w:eastAsia="Times New Roman" w:hAnsi="Courier New" w:cs="Courier New"/>
+          <w:kern w:val="0"/>
+          <w:sz w:val="20"/>
+          <w:szCs w:val="20"/>
+          <w:lang w:eastAsia="en-IN"/>
+          <w14:ligatures w14:val="none"/>
+        </w:rPr>
+      </w:pPr>
+      <w:r>
+        <w:rPr>
+          <w:rFonts w:ascii="Courier New" w:eastAsia="Times New Roman" w:hAnsi="Courier New" w:cs="Courier New"/>
+          <w:kern w:val="0"/>
+          <w:sz w:val="20"/>
+          <w:szCs w:val="20"/>
+          <w:lang w:eastAsia="en-IN"/>
+          <w14:ligatures w14:val="none"/>
+        </w:rPr>
+        <w:t xml:space="preserve"> ↓</w:t>
+      </w:r>
+    </w:p>
+    <w:p>
+      <w:pPr>
+        <w:tabs>
+          <w:tab w:val="left" w:pos="916"/>
+          <w:tab w:val="left" w:pos="1832"/>
+          <w:tab w:val="left" w:pos="2748"/>
+          <w:tab w:val="left" w:pos="3664"/>
+          <w:tab w:val="left" w:pos="4580"/>
+          <w:tab w:val="left" w:pos="5496"/>
+          <w:tab w:val="left" w:pos="6412"/>
+          <w:tab w:val="left" w:pos="7328"/>
+          <w:tab w:val="left" w:pos="8244"/>
+          <w:tab w:val="left" w:pos="9160"/>
+          <w:tab w:val="left" w:pos="10076"/>
+          <w:tab w:val="left" w:pos="10992"/>
+          <w:tab w:val="left" w:pos="11908"/>
+          <w:tab w:val="left" w:pos="12824"/>
+          <w:tab w:val="left" w:pos="13740"/>
+          <w:tab w:val="left" w:pos="14656"/>
+        </w:tabs>
+        <w:spacing w:after="0" w:line="240" w:lineRule="auto"/>
+        <w:rPr>
+          <w:rFonts w:ascii="Courier New" w:eastAsia="Times New Roman" w:hAnsi="Courier New" w:cs="Courier New"/>
+          <w:kern w:val="0"/>
+          <w:sz w:val="20"/>
+          <w:szCs w:val="20"/>
+          <w:lang w:eastAsia="en-IN"/>
+          <w14:ligatures w14:val="none"/>
+        </w:rPr>
+      </w:pPr>
+      <w:r>
+        <w:rPr>
+          <w:rFonts w:ascii="Courier New" w:eastAsia="Times New Roman" w:hAnsi="Courier New" w:cs="Courier New"/>
+          <w:kern w:val="0"/>
+          <w:sz w:val="20"/>
+          <w:szCs w:val="20"/>
+          <w:lang w:eastAsia="en-IN"/>
+          <w14:ligatures w14:val="none"/>
+        </w:rPr>
+        <w:t>Click</w:t>
+      </w:r>
+    </w:p>
+    <w:p>
+      <w:pPr>
+        <w:tabs>
+          <w:tab w:val="left" w:pos="916"/>
+          <w:tab w:val="left" w:pos="1832"/>
+          <w:tab w:val="left" w:pos="2748"/>
+          <w:tab w:val="left" w:pos="3664"/>
+          <w:tab w:val="left" w:pos="4580"/>
+          <w:tab w:val="left" w:pos="5496"/>
+          <w:tab w:val="left" w:pos="6412"/>
+          <w:tab w:val="left" w:pos="7328"/>
+          <w:tab w:val="left" w:pos="8244"/>
+          <w:tab w:val="left" w:pos="9160"/>
+          <w:tab w:val="left" w:pos="10076"/>
+          <w:tab w:val="left" w:pos="10992"/>
+          <w:tab w:val="left" w:pos="11908"/>
+          <w:tab w:val="left" w:pos="12824"/>
+          <w:tab w:val="left" w:pos="13740"/>
+          <w:tab w:val="left" w:pos="14656"/>
+        </w:tabs>
+        <w:spacing w:after="0" w:line="240" w:lineRule="auto"/>
+        <w:rPr>
+          <w:rFonts w:ascii="Courier New" w:eastAsia="Times New Roman" w:hAnsi="Courier New" w:cs="Courier New"/>
+          <w:kern w:val="0"/>
+          <w:sz w:val="20"/>
+          <w:szCs w:val="20"/>
+          <w:lang w:eastAsia="en-IN"/>
+          <w14:ligatures w14:val="none"/>
+        </w:rPr>
+      </w:pPr>
+      <w:r>
+        <w:rPr>
+          <w:rFonts w:ascii="Courier New" w:eastAsia="Times New Roman" w:hAnsi="Courier New" w:cs="Courier New"/>
+          <w:kern w:val="0"/>
+          <w:sz w:val="20"/>
+          <w:szCs w:val="20"/>
+          <w:lang w:eastAsia="en-IN"/>
+          <w14:ligatures w14:val="none"/>
+        </w:rPr>
+        <w:t xml:space="preserve"> ↓</w:t>
+      </w:r>
+    </w:p>
+    <w:p>
+      <w:pPr>
+        <w:tabs>
+          <w:tab w:val="left" w:pos="916"/>
+          <w:tab w:val="left" w:pos="1832"/>
+          <w:tab w:val="left" w:pos="2748"/>
+          <w:tab w:val="left" w:pos="3664"/>
+          <w:tab w:val="left" w:pos="4580"/>
+          <w:tab w:val="left" w:pos="5496"/>
+          <w:tab w:val="left" w:pos="6412"/>
+          <w:tab w:val="left" w:pos="7328"/>
+          <w:tab w:val="left" w:pos="8244"/>
+          <w:tab w:val="left" w:pos="9160"/>
+          <w:tab w:val="left" w:pos="10076"/>
+          <w:tab w:val="left" w:pos="10992"/>
+          <w:tab w:val="left" w:pos="11908"/>
+          <w:tab w:val="left" w:pos="12824"/>
+          <w:tab w:val="left" w:pos="13740"/>
+          <w:tab w:val="left" w:pos="14656"/>
+        </w:tabs>
+        <w:spacing w:after="0" w:line="240" w:lineRule="auto"/>
+        <w:rPr>
+          <w:rFonts w:ascii="Courier New" w:eastAsia="Times New Roman" w:hAnsi="Courier New" w:cs="Courier New"/>
+          <w:kern w:val="0"/>
+          <w:sz w:val="20"/>
+          <w:szCs w:val="20"/>
+          <w:lang w:eastAsia="en-IN"/>
+          <w14:ligatures w14:val="none"/>
+        </w:rPr>
+      </w:pPr>
+      <w:r>
+        <w:rPr>
+          <w:rFonts w:ascii="Courier New" w:eastAsia="Times New Roman" w:hAnsi="Courier New" w:cs="Courier New"/>
+          <w:kern w:val="0"/>
+          <w:sz w:val="20"/>
+          <w:szCs w:val="20"/>
+          <w:lang w:eastAsia="en-IN"/>
+          <w14:ligatures w14:val="none"/>
+        </w:rPr>
+        <w:t>Other charts filter/highlight</w:t>
+      </w:r>
+    </w:p>
+    <w:p>
+      <w:pPr>
+        <w:spacing w:before="100" w:beforeAutospacing="1" w:after="100" w:afterAutospacing="1" w:line="240" w:lineRule="auto"/>
+        <w:rPr>
+          <w:rFonts w:ascii="Times New Roman" w:eastAsia="Times New Roman" w:hAnsi="Times New Roman" w:cs="Times New Roman"/>
+          <w:kern w:val="0"/>
+          <w:lang w:eastAsia="en-IN"/>
+          <w14:ligatures w14:val="none"/>
+        </w:rPr>
+      </w:pPr>
+      <w:r>
+        <w:rPr>
+          <w:rFonts w:ascii="Times New Roman" w:eastAsia="Times New Roman" w:hAnsi="Times New Roman" w:cs="Times New Roman"/>
+          <w:b/>
+          <w:bCs/>
+          <w:kern w:val="0"/>
+          <w:lang w:eastAsia="en-IN"/>
+          <w14:ligatures w14:val="none"/>
+        </w:rPr>
+        <w:t>2. Deneb</w:t>
+      </w:r>
+    </w:p>
+    <w:p>
+      <w:pPr>
+        <w:spacing w:before="100" w:beforeAutospacing="1" w:after="100" w:afterAutospacing="1" w:line="240" w:lineRule="auto"/>
+        <w:rPr>
+          <w:rFonts w:ascii="Times New Roman" w:eastAsia="Times New Roman" w:hAnsi="Times New Roman" w:cs="Times New Roman"/>
+          <w:kern w:val="0"/>
+          <w:lang w:eastAsia="en-IN"/>
+          <w14:ligatures w14:val="none"/>
+        </w:rPr>
+      </w:pPr>
+      <w:r>
+        <w:rPr>
+          <w:rFonts w:ascii="Times New Roman" w:eastAsia="Times New Roman" w:hAnsi="Times New Roman" w:cs="Times New Roman"/>
+          <w:kern w:val="0"/>
+          <w:lang w:eastAsia="en-IN"/>
+          <w14:ligatures w14:val="none"/>
+        </w:rPr>
+        <w:t xml:space="preserve">Very useful when you want custom visualizations while retaining Power BI-style interaction. It uses </w:t>
+      </w:r>
+      <w:r>
+        <w:rPr>
+          <w:rFonts w:ascii="Times New Roman" w:eastAsia="Times New Roman" w:hAnsi="Times New Roman" w:cs="Times New Roman"/>
+          <w:b/>
+          <w:bCs/>
+          <w:kern w:val="0"/>
+          <w:lang w:eastAsia="en-IN"/>
+          <w14:ligatures w14:val="none"/>
+        </w:rPr>
+        <w:t>Vega/Vega-Lite</w:t>
+      </w:r>
+      <w:r>
+        <w:rPr>
+          <w:rFonts w:ascii="Times New Roman" w:eastAsia="Times New Roman" w:hAnsi="Times New Roman" w:cs="Times New Roman"/>
+          <w:kern w:val="0"/>
+          <w:lang w:eastAsia="en-IN"/>
+          <w14:ligatures w14:val="none"/>
+        </w:rPr>
+        <w:t xml:space="preserve"> rather than Python.</w:t>
+      </w:r>
+    </w:p>
+    <w:p>
+      <w:pPr>
+        <w:spacing w:before="100" w:beforeAutospacing="1" w:after="100" w:afterAutospacing="1" w:line="240" w:lineRule="auto"/>
+        <w:rPr>
+          <w:rFonts w:ascii="Times New Roman" w:eastAsia="Times New Roman" w:hAnsi="Times New Roman" w:cs="Times New Roman"/>
+          <w:kern w:val="0"/>
+          <w:lang w:eastAsia="en-IN"/>
+          <w14:ligatures w14:val="none"/>
+        </w:rPr>
+      </w:pPr>
+      <w:r>
+        <w:rPr>
+          <w:rFonts w:ascii="Times New Roman" w:eastAsia="Times New Roman" w:hAnsi="Times New Roman" w:cs="Times New Roman"/>
+          <w:b/>
+          <w:bCs/>
+          <w:kern w:val="0"/>
+          <w:lang w:eastAsia="en-IN"/>
+          <w14:ligatures w14:val="none"/>
+        </w:rPr>
+        <w:t>3. Power BI custom visual</w:t>
+      </w:r>
+    </w:p>
+    <w:p>
+      <w:pPr>
+        <w:spacing w:before="100" w:beforeAutospacing="1" w:after="100" w:afterAutospacing="1" w:line="240" w:lineRule="auto"/>
+        <w:rPr>
+          <w:rFonts w:ascii="Times New Roman" w:eastAsia="Times New Roman" w:hAnsi="Times New Roman" w:cs="Times New Roman"/>
+          <w:kern w:val="0"/>
+          <w:lang w:eastAsia="en-IN"/>
+          <w14:ligatures w14:val="none"/>
+        </w:rPr>
+      </w:pPr>
+      <w:r>
+        <w:rPr>
+          <w:rFonts w:ascii="Times New Roman" w:eastAsia="Times New Roman" w:hAnsi="Times New Roman" w:cs="Times New Roman"/>
+          <w:kern w:val="0"/>
+          <w:lang w:eastAsia="en-IN"/>
+          <w14:ligatures w14:val="none"/>
+        </w:rPr>
+        <w:lastRenderedPageBreak/>
+        <w:t>If you're developing something sophisticated, you can build a custom visual using the Power BI visual framework.</w:t>
+      </w:r>
+    </w:p>
+    <w:p>
+      <w:pPr>
+        <w:spacing w:before="100" w:beforeAutospacing="1" w:after="100" w:afterAutospacing="1" w:line="240" w:lineRule="auto"/>
+        <w:rPr>
+          <w:rFonts w:ascii="Times New Roman" w:eastAsia="Times New Roman" w:hAnsi="Times New Roman" w:cs="Times New Roman"/>
+          <w:kern w:val="0"/>
+          <w:lang w:eastAsia="en-IN"/>
+          <w14:ligatures w14:val="none"/>
+        </w:rPr>
+      </w:pPr>
+      <w:r>
+        <w:rPr>
+          <w:rFonts w:ascii="Times New Roman" w:eastAsia="Times New Roman" w:hAnsi="Times New Roman" w:cs="Times New Roman"/>
+          <w:b/>
+          <w:bCs/>
+          <w:kern w:val="0"/>
+          <w:lang w:eastAsia="en-IN"/>
+          <w14:ligatures w14:val="none"/>
+        </w:rPr>
+        <w:t>4. Python</w:t>
+      </w:r>
+    </w:p>
+    <w:p>
+      <w:pPr>
+        <w:spacing w:before="100" w:beforeAutospacing="1" w:after="100" w:afterAutospacing="1" w:line="240" w:lineRule="auto"/>
+        <w:rPr>
+          <w:rFonts w:ascii="Times New Roman" w:eastAsia="Times New Roman" w:hAnsi="Times New Roman" w:cs="Times New Roman"/>
+          <w:kern w:val="0"/>
+          <w:lang w:eastAsia="en-IN"/>
+          <w14:ligatures w14:val="none"/>
+        </w:rPr>
+      </w:pPr>
+      <w:r>
+        <w:rPr>
+          <w:rFonts w:ascii="Times New Roman" w:eastAsia="Times New Roman" w:hAnsi="Times New Roman" w:cs="Times New Roman"/>
+          <w:kern w:val="0"/>
+          <w:lang w:eastAsia="en-IN"/>
+          <w14:ligatures w14:val="none"/>
+        </w:rPr>
+        <w:t>Best when your priority is:</w:t>
+      </w:r>
+    </w:p>
+    <w:p>
+      <w:pPr>
+        <w:spacing w:beforeAutospacing="1" w:after="100" w:afterAutospacing="1" w:line="240" w:lineRule="auto"/>
+        <w:rPr>
+          <w:rFonts w:ascii="Times New Roman" w:eastAsia="Times New Roman" w:hAnsi="Times New Roman" w:cs="Times New Roman"/>
+          <w:kern w:val="0"/>
+          <w:lang w:eastAsia="en-IN"/>
+          <w14:ligatures w14:val="none"/>
+        </w:rPr>
+      </w:pPr>
+      <w:r>
+        <w:rPr>
+          <w:rFonts w:ascii="Times New Roman" w:eastAsia="Times New Roman" w:hAnsi="Times New Roman" w:cs="Times New Roman"/>
+          <w:kern w:val="0"/>
+          <w:lang w:eastAsia="en-IN"/>
+          <w14:ligatures w14:val="none"/>
+        </w:rPr>
+        <w:t>"I need Python's analytical/statistical capabilities and a custom chart."</w:t>
+      </w:r>
+    </w:p>
+    <w:p>
+      <w:pPr>
+        <w:spacing w:before="100" w:beforeAutospacing="1" w:after="100" w:afterAutospacing="1" w:line="240" w:lineRule="auto"/>
+        <w:rPr>
+          <w:rFonts w:ascii="Times New Roman" w:eastAsia="Times New Roman" w:hAnsi="Times New Roman" w:cs="Times New Roman"/>
+          <w:kern w:val="0"/>
+          <w:lang w:eastAsia="en-IN"/>
+          <w14:ligatures w14:val="none"/>
+        </w:rPr>
+      </w:pPr>
+      <w:r>
+        <w:rPr>
+          <w:rFonts w:ascii="Times New Roman" w:eastAsia="Times New Roman" w:hAnsi="Times New Roman" w:cs="Times New Roman"/>
+          <w:kern w:val="0"/>
+          <w:lang w:eastAsia="en-IN"/>
+          <w14:ligatures w14:val="none"/>
+        </w:rPr>
+        <w:t>rather than:</w:t>
+      </w:r>
+    </w:p>
+    <w:p>
+      <w:pPr>
+        <w:spacing w:beforeAutospacing="1" w:after="100" w:afterAutospacing="1" w:line="240" w:lineRule="auto"/>
+        <w:rPr>
+          <w:rFonts w:ascii="Times New Roman" w:eastAsia="Times New Roman" w:hAnsi="Times New Roman" w:cs="Times New Roman"/>
+          <w:kern w:val="0"/>
+          <w:lang w:eastAsia="en-IN"/>
+          <w14:ligatures w14:val="none"/>
+        </w:rPr>
+      </w:pPr>
+      <w:r>
+        <w:rPr>
+          <w:rFonts w:ascii="Times New Roman" w:eastAsia="Times New Roman" w:hAnsi="Times New Roman" w:cs="Times New Roman"/>
+          <w:kern w:val="0"/>
+          <w:lang w:eastAsia="en-IN"/>
+          <w14:ligatures w14:val="none"/>
+        </w:rPr>
+        <w:t>"I need a highly interactive dashboard component."</w:t>
+      </w:r>
+    </w:p>
+    <w:p>
+      <w:pPr>
+        <w:spacing w:before="100" w:beforeAutospacing="1" w:after="100" w:afterAutospacing="1" w:line="240" w:lineRule="auto"/>
+        <w:outlineLvl w:val="2"/>
+        <w:rPr>
+          <w:rFonts w:ascii="Times New Roman" w:eastAsia="Times New Roman" w:hAnsi="Times New Roman" w:cs="Times New Roman"/>
+          <w:b/>
+          <w:bCs/>
+          <w:kern w:val="0"/>
+          <w:sz w:val="27"/>
+          <w:szCs w:val="27"/>
+          <w:lang w:eastAsia="en-IN"/>
+          <w14:ligatures w14:val="none"/>
+        </w:rPr>
+      </w:pPr>
+      <w:r>
+        <w:rPr>
+          <w:rFonts w:ascii="Times New Roman" w:eastAsia="Times New Roman" w:hAnsi="Times New Roman" w:cs="Times New Roman"/>
+          <w:b/>
+          <w:bCs/>
+          <w:kern w:val="0"/>
+          <w:sz w:val="27"/>
+          <w:szCs w:val="27"/>
+          <w:lang w:eastAsia="en-IN"/>
+          <w14:ligatures w14:val="none"/>
+        </w:rPr>
+        <w:t>One practical example</w:t>
+      </w:r>
+    </w:p>
+    <w:p>
+      <w:pPr>
+        <w:spacing w:before="100" w:beforeAutospacing="1" w:after="100" w:afterAutospacing="1" w:line="240" w:lineRule="auto"/>
+        <w:rPr>
+          <w:rFonts w:ascii="Times New Roman" w:eastAsia="Times New Roman" w:hAnsi="Times New Roman" w:cs="Times New Roman"/>
+          <w:kern w:val="0"/>
+          <w:lang w:eastAsia="en-IN"/>
+          <w14:ligatures w14:val="none"/>
+        </w:rPr>
+      </w:pPr>
+      <w:r>
+        <w:rPr>
+          <w:rFonts w:ascii="Times New Roman" w:eastAsia="Times New Roman" w:hAnsi="Times New Roman" w:cs="Times New Roman"/>
+          <w:kern w:val="0"/>
+          <w:lang w:eastAsia="en-IN"/>
+          <w14:ligatures w14:val="none"/>
+        </w:rPr>
+        <w:t xml:space="preserve">Suppose you're building a </w:t>
+      </w:r>
+      <w:r>
+        <w:rPr>
+          <w:rFonts w:ascii="Times New Roman" w:eastAsia="Times New Roman" w:hAnsi="Times New Roman" w:cs="Times New Roman"/>
+          <w:b/>
+          <w:bCs/>
+          <w:kern w:val="0"/>
+          <w:lang w:eastAsia="en-IN"/>
+          <w14:ligatures w14:val="none"/>
+        </w:rPr>
+        <w:t>customer-risk dashboard</w:t>
+      </w:r>
+      <w:r>
+        <w:rPr>
+          <w:rFonts w:ascii="Times New Roman" w:eastAsia="Times New Roman" w:hAnsi="Times New Roman" w:cs="Times New Roman"/>
+          <w:kern w:val="0"/>
+          <w:lang w:eastAsia="en-IN"/>
+          <w14:ligatures w14:val="none"/>
+        </w:rPr>
+        <w:t>.</w:t>
+      </w:r>
+    </w:p>
+    <w:p>
+      <w:pPr>
+        <w:spacing w:before="100" w:beforeAutospacing="1" w:after="100" w:afterAutospacing="1" w:line="240" w:lineRule="auto"/>
+        <w:rPr>
+          <w:rFonts w:ascii="Times New Roman" w:eastAsia="Times New Roman" w:hAnsi="Times New Roman" w:cs="Times New Roman"/>
+          <w:kern w:val="0"/>
+          <w:lang w:eastAsia="en-IN"/>
+          <w14:ligatures w14:val="none"/>
+        </w:rPr>
+      </w:pPr>
+      <w:r>
+        <w:rPr>
+          <w:rFonts w:ascii="Times New Roman" w:eastAsia="Times New Roman" w:hAnsi="Times New Roman" w:cs="Times New Roman"/>
+          <w:kern w:val="0"/>
+          <w:lang w:eastAsia="en-IN"/>
+          <w14:ligatures w14:val="none"/>
+        </w:rPr>
+        <w:t>Python could calculate:</w:t>
+      </w:r>
+    </w:p>
+    <w:p>
+      <w:pPr>
+        <w:tabs>
+          <w:tab w:val="left" w:pos="916"/>
+          <w:tab w:val="left" w:pos="1832"/>
+          <w:tab w:val="left" w:pos="2748"/>
+          <w:tab w:val="left" w:pos="3664"/>
+          <w:tab w:val="left" w:pos="4580"/>
+          <w:tab w:val="left" w:pos="5496"/>
+          <w:tab w:val="left" w:pos="6412"/>
+          <w:tab w:val="left" w:pos="7328"/>
+          <w:tab w:val="left" w:pos="8244"/>
+          <w:tab w:val="left" w:pos="9160"/>
+          <w:tab w:val="left" w:pos="10076"/>
+          <w:tab w:val="left" w:pos="10992"/>
+          <w:tab w:val="left" w:pos="11908"/>
+          <w:tab w:val="left" w:pos="12824"/>
+          <w:tab w:val="left" w:pos="13740"/>
+          <w:tab w:val="left" w:pos="14656"/>
+        </w:tabs>
+        <w:spacing w:after="0" w:line="240" w:lineRule="auto"/>
+        <w:rPr>
+          <w:rFonts w:ascii="Courier New" w:eastAsia="Times New Roman" w:hAnsi="Courier New" w:cs="Courier New"/>
+          <w:kern w:val="0"/>
+          <w:sz w:val="20"/>
+          <w:szCs w:val="20"/>
+          <w:lang w:eastAsia="en-IN"/>
+          <w14:ligatures w14:val="none"/>
+        </w:rPr>
+      </w:pPr>
+      <w:r>
+        <w:rPr>
+          <w:rFonts w:ascii="Courier New" w:eastAsia="Times New Roman" w:hAnsi="Courier New" w:cs="Courier New"/>
+          <w:kern w:val="0"/>
+          <w:sz w:val="20"/>
+          <w:szCs w:val="20"/>
+          <w:lang w:eastAsia="en-IN"/>
+          <w14:ligatures w14:val="none"/>
+        </w:rPr>
+        <w:t>Customer data</w:t>
+      </w:r>
+    </w:p>
+    <w:p>
+      <w:pPr>
+        <w:tabs>
+          <w:tab w:val="left" w:pos="916"/>
+          <w:tab w:val="left" w:pos="1832"/>
+          <w:tab w:val="left" w:pos="2748"/>
+          <w:tab w:val="left" w:pos="3664"/>
+          <w:tab w:val="left" w:pos="4580"/>
+          <w:tab w:val="left" w:pos="5496"/>
+          <w:tab w:val="left" w:pos="6412"/>
+          <w:tab w:val="left" w:pos="7328"/>
+          <w:tab w:val="left" w:pos="8244"/>
+          <w:tab w:val="left" w:pos="9160"/>
+          <w:tab w:val="left" w:pos="10076"/>
+          <w:tab w:val="left" w:pos="10992"/>
+          <w:tab w:val="left" w:pos="11908"/>
+          <w:tab w:val="left" w:pos="12824"/>
+          <w:tab w:val="left" w:pos="13740"/>
+          <w:tab w:val="left" w:pos="14656"/>
+        </w:tabs>
+        <w:spacing w:after="0" w:line="240" w:lineRule="auto"/>
+        <w:rPr>
+          <w:rFonts w:ascii="Courier New" w:eastAsia="Times New Roman" w:hAnsi="Courier New" w:cs="Courier New"/>
+          <w:kern w:val="0"/>
+          <w:sz w:val="20"/>
+          <w:szCs w:val="20"/>
+          <w:lang w:eastAsia="en-IN"/>
+          <w14:ligatures w14:val="none"/>
+        </w:rPr>
+      </w:pPr>
+      <w:r>
+        <w:rPr>
+          <w:rFonts w:ascii="Courier New" w:eastAsia="Times New Roman" w:hAnsi="Courier New" w:cs="Courier New"/>
+          <w:kern w:val="0"/>
+          <w:sz w:val="20"/>
+          <w:szCs w:val="20"/>
+          <w:lang w:eastAsia="en-IN"/>
+          <w14:ligatures w14:val="none"/>
+        </w:rPr>
+        <w:t xml:space="preserve">      ↓</w:t>
+      </w:r>
+    </w:p>
+    <w:p>
+      <w:pPr>
+        <w:tabs>
+          <w:tab w:val="left" w:pos="916"/>
+          <w:tab w:val="left" w:pos="1832"/>
+          <w:tab w:val="left" w:pos="2748"/>
+          <w:tab w:val="left" w:pos="3664"/>
+          <w:tab w:val="left" w:pos="4580"/>
+          <w:tab w:val="left" w:pos="5496"/>
+          <w:tab w:val="left" w:pos="6412"/>
+          <w:tab w:val="left" w:pos="7328"/>
+          <w:tab w:val="left" w:pos="8244"/>
+          <w:tab w:val="left" w:pos="9160"/>
+          <w:tab w:val="left" w:pos="10076"/>
+          <w:tab w:val="left" w:pos="10992"/>
+          <w:tab w:val="left" w:pos="11908"/>
+          <w:tab w:val="left" w:pos="12824"/>
+          <w:tab w:val="left" w:pos="13740"/>
+          <w:tab w:val="left" w:pos="14656"/>
+        </w:tabs>
+        <w:spacing w:after="0" w:line="240" w:lineRule="auto"/>
+        <w:rPr>
+          <w:rFonts w:ascii="Courier New" w:eastAsia="Times New Roman" w:hAnsi="Courier New" w:cs="Courier New"/>
+          <w:kern w:val="0"/>
+          <w:sz w:val="20"/>
+          <w:szCs w:val="20"/>
+          <w:lang w:eastAsia="en-IN"/>
+          <w14:ligatures w14:val="none"/>
+        </w:rPr>
+      </w:pPr>
+      <w:r>
+        <w:rPr>
+          <w:rFonts w:ascii="Courier New" w:eastAsia="Times New Roman" w:hAnsi="Courier New" w:cs="Courier New"/>
+          <w:kern w:val="0"/>
+          <w:sz w:val="20"/>
+          <w:szCs w:val="20"/>
+          <w:lang w:eastAsia="en-IN"/>
+          <w14:ligatures w14:val="none"/>
+        </w:rPr>
+        <w:t>Python / ML</w:t>
+      </w:r>
+    </w:p>
+    <w:p>
+      <w:pPr>
+        <w:tabs>
+          <w:tab w:val="left" w:pos="916"/>
+          <w:tab w:val="left" w:pos="1832"/>
+          <w:tab w:val="left" w:pos="2748"/>
+          <w:tab w:val="left" w:pos="3664"/>
+          <w:tab w:val="left" w:pos="4580"/>
+          <w:tab w:val="left" w:pos="5496"/>
+          <w:tab w:val="left" w:pos="6412"/>
+          <w:tab w:val="left" w:pos="7328"/>
+          <w:tab w:val="left" w:pos="8244"/>
+          <w:tab w:val="left" w:pos="9160"/>
+          <w:tab w:val="left" w:pos="10076"/>
+          <w:tab w:val="left" w:pos="10992"/>
+          <w:tab w:val="left" w:pos="11908"/>
+          <w:tab w:val="left" w:pos="12824"/>
+          <w:tab w:val="left" w:pos="13740"/>
+          <w:tab w:val="left" w:pos="14656"/>
+        </w:tabs>
+        <w:spacing w:after="0" w:line="240" w:lineRule="auto"/>
+        <w:rPr>
+          <w:rFonts w:ascii="Courier New" w:eastAsia="Times New Roman" w:hAnsi="Courier New" w:cs="Courier New"/>
+          <w:kern w:val="0"/>
+          <w:sz w:val="20"/>
+          <w:szCs w:val="20"/>
+          <w:lang w:eastAsia="en-IN"/>
+          <w14:ligatures w14:val="none"/>
+        </w:rPr>
+      </w:pPr>
+      <w:r>
+        <w:rPr>
+          <w:rFonts w:ascii="Courier New" w:eastAsia="Times New Roman" w:hAnsi="Courier New" w:cs="Courier New"/>
+          <w:kern w:val="0"/>
+          <w:sz w:val="20"/>
+          <w:szCs w:val="20"/>
+          <w:lang w:eastAsia="en-IN"/>
+          <w14:ligatures w14:val="none"/>
+        </w:rPr>
+        <w:t xml:space="preserve">      ↓</w:t>
+      </w:r>
+    </w:p>
+    <w:p>
+      <w:pPr>
+        <w:tabs>
+          <w:tab w:val="left" w:pos="916"/>
+          <w:tab w:val="left" w:pos="1832"/>
+          <w:tab w:val="left" w:pos="2748"/>
+          <w:tab w:val="left" w:pos="3664"/>
+          <w:tab w:val="left" w:pos="4580"/>
+          <w:tab w:val="left" w:pos="5496"/>
+          <w:tab w:val="left" w:pos="6412"/>
+          <w:tab w:val="left" w:pos="7328"/>
+          <w:tab w:val="left" w:pos="8244"/>
+          <w:tab w:val="left" w:pos="9160"/>
+          <w:tab w:val="left" w:pos="10076"/>
+          <w:tab w:val="left" w:pos="10992"/>
+          <w:tab w:val="left" w:pos="11908"/>
+          <w:tab w:val="left" w:pos="12824"/>
+          <w:tab w:val="left" w:pos="13740"/>
+          <w:tab w:val="left" w:pos="14656"/>
+        </w:tabs>
+        <w:spacing w:after="0" w:line="240" w:lineRule="auto"/>
+        <w:rPr>
+          <w:rFonts w:ascii="Courier New" w:eastAsia="Times New Roman" w:hAnsi="Courier New" w:cs="Courier New"/>
+          <w:kern w:val="0"/>
+          <w:sz w:val="20"/>
+          <w:szCs w:val="20"/>
+          <w:lang w:eastAsia="en-IN"/>
+          <w14:ligatures w14:val="none"/>
+        </w:rPr>
+      </w:pPr>
+      <w:r>
+        <w:rPr>
+          <w:rFonts w:ascii="Courier New" w:eastAsia="Times New Roman" w:hAnsi="Courier New" w:cs="Courier New"/>
+          <w:kern w:val="0"/>
+          <w:sz w:val="20"/>
+          <w:szCs w:val="20"/>
+          <w:lang w:eastAsia="en-IN"/>
+          <w14:ligatures w14:val="none"/>
+        </w:rPr>
+        <w:t>Risk score</w:t>
+      </w:r>
+    </w:p>
+    <w:p>
+      <w:pPr>
+        <w:tabs>
+          <w:tab w:val="left" w:pos="916"/>
+          <w:tab w:val="left" w:pos="1832"/>
+          <w:tab w:val="left" w:pos="2748"/>
+          <w:tab w:val="left" w:pos="3664"/>
+          <w:tab w:val="left" w:pos="4580"/>
+          <w:tab w:val="left" w:pos="5496"/>
+          <w:tab w:val="left" w:pos="6412"/>
+          <w:tab w:val="left" w:pos="7328"/>
+          <w:tab w:val="left" w:pos="8244"/>
+          <w:tab w:val="left" w:pos="9160"/>
+          <w:tab w:val="left" w:pos="10076"/>
+          <w:tab w:val="left" w:pos="10992"/>
+          <w:tab w:val="left" w:pos="11908"/>
+          <w:tab w:val="left" w:pos="12824"/>
+          <w:tab w:val="left" w:pos="13740"/>
+          <w:tab w:val="left" w:pos="14656"/>
+        </w:tabs>
+        <w:spacing w:after="0" w:line="240" w:lineRule="auto"/>
+        <w:rPr>
+          <w:rFonts w:ascii="Courier New" w:eastAsia="Times New Roman" w:hAnsi="Courier New" w:cs="Courier New"/>
+          <w:kern w:val="0"/>
+          <w:sz w:val="20"/>
+          <w:szCs w:val="20"/>
+          <w:lang w:eastAsia="en-IN"/>
+          <w14:ligatures w14:val="none"/>
+        </w:rPr>
+      </w:pPr>
+      <w:r>
+        <w:rPr>
+          <w:rFonts w:ascii="Courier New" w:eastAsia="Times New Roman" w:hAnsi="Courier New" w:cs="Courier New"/>
+          <w:kern w:val="0"/>
+          <w:sz w:val="20"/>
+          <w:szCs w:val="20"/>
+          <w:lang w:eastAsia="en-IN"/>
+          <w14:ligatures w14:val="none"/>
+        </w:rPr>
+        <w:t xml:space="preserve">      ↓</w:t>
+      </w:r>
+    </w:p>
+    <w:p>
+      <w:pPr>
+        <w:tabs>
+          <w:tab w:val="left" w:pos="916"/>
+          <w:tab w:val="left" w:pos="1832"/>
+          <w:tab w:val="left" w:pos="2748"/>
+          <w:tab w:val="left" w:pos="3664"/>
+          <w:tab w:val="left" w:pos="4580"/>
+          <w:tab w:val="left" w:pos="5496"/>
+          <w:tab w:val="left" w:pos="6412"/>
+          <w:tab w:val="left" w:pos="7328"/>
+          <w:tab w:val="left" w:pos="8244"/>
+          <w:tab w:val="left" w:pos="9160"/>
+          <w:tab w:val="left" w:pos="10076"/>
+          <w:tab w:val="left" w:pos="10992"/>
+          <w:tab w:val="left" w:pos="11908"/>
+          <w:tab w:val="left" w:pos="12824"/>
+          <w:tab w:val="left" w:pos="13740"/>
+          <w:tab w:val="left" w:pos="14656"/>
+        </w:tabs>
+        <w:spacing w:after="0" w:line="240" w:lineRule="auto"/>
+        <w:rPr>
+          <w:rFonts w:ascii="Courier New" w:eastAsia="Times New Roman" w:hAnsi="Courier New" w:cs="Courier New"/>
+          <w:kern w:val="0"/>
+          <w:sz w:val="20"/>
+          <w:szCs w:val="20"/>
+          <w:lang w:eastAsia="en-IN"/>
+          <w14:ligatures w14:val="none"/>
+        </w:rPr>
+      </w:pPr>
+      <w:r>
+        <w:rPr>
+          <w:rFonts w:ascii="Courier New" w:eastAsia="Times New Roman" w:hAnsi="Courier New" w:cs="Courier New"/>
+          <w:kern w:val="0"/>
+          <w:sz w:val="20"/>
+          <w:szCs w:val="20"/>
+          <w:lang w:eastAsia="en-IN"/>
+          <w14:ligatures w14:val="none"/>
+        </w:rPr>
+        <w:t>Power BI</w:t>
+      </w:r>
+    </w:p>
+    <w:p>
+      <w:pPr>
+        <w:spacing w:before="100" w:beforeAutospacing="1" w:after="100" w:afterAutospacing="1" w:line="240" w:lineRule="auto"/>
+        <w:rPr>
+          <w:rFonts w:ascii="Times New Roman" w:eastAsia="Times New Roman" w:hAnsi="Times New Roman" w:cs="Times New Roman"/>
+          <w:kern w:val="0"/>
+          <w:lang w:eastAsia="en-IN"/>
+          <w14:ligatures w14:val="none"/>
+        </w:rPr>
+      </w:pPr>
+      <w:r>
+        <w:rPr>
+          <w:rFonts w:ascii="Times New Roman" w:eastAsia="Times New Roman" w:hAnsi="Times New Roman" w:cs="Times New Roman"/>
+          <w:kern w:val="0"/>
+          <w:lang w:eastAsia="en-IN"/>
+          <w14:ligatures w14:val="none"/>
+        </w:rPr>
+        <w:t>Then Power BI's native visuals could provide the interaction:</w:t>
+      </w:r>
+    </w:p>
+    <w:p>
+      <w:pPr>
+        <w:tabs>
+          <w:tab w:val="left" w:pos="916"/>
+          <w:tab w:val="left" w:pos="1832"/>
+          <w:tab w:val="left" w:pos="2748"/>
+          <w:tab w:val="left" w:pos="3664"/>
+          <w:tab w:val="left" w:pos="4580"/>
+          <w:tab w:val="left" w:pos="5496"/>
+          <w:tab w:val="left" w:pos="6412"/>
+          <w:tab w:val="left" w:pos="7328"/>
+          <w:tab w:val="left" w:pos="8244"/>
+          <w:tab w:val="left" w:pos="9160"/>
+          <w:tab w:val="left" w:pos="10076"/>
+          <w:tab w:val="left" w:pos="10992"/>
+          <w:tab w:val="left" w:pos="11908"/>
+          <w:tab w:val="left" w:pos="12824"/>
+          <w:tab w:val="left" w:pos="13740"/>
+          <w:tab w:val="left" w:pos="14656"/>
+        </w:tabs>
+        <w:spacing w:after="0" w:line="240" w:lineRule="auto"/>
+        <w:rPr>
+          <w:rFonts w:ascii="Courier New" w:eastAsia="Times New Roman" w:hAnsi="Courier New" w:cs="Courier New"/>
+          <w:kern w:val="0"/>
+          <w:sz w:val="20"/>
+          <w:szCs w:val="20"/>
+          <w:lang w:eastAsia="en-IN"/>
+          <w14:ligatures w14:val="none"/>
+        </w:rPr>
+      </w:pPr>
+      <w:r>
+        <w:rPr>
+          <w:rFonts w:ascii="Courier New" w:eastAsia="Times New Roman" w:hAnsi="Courier New" w:cs="Courier New"/>
+          <w:kern w:val="0"/>
+          <w:sz w:val="20"/>
+          <w:szCs w:val="20"/>
+          <w:lang w:eastAsia="en-IN"/>
+          <w14:ligatures w14:val="none"/>
+        </w:rPr>
+        <w:t>Customer slicer</w:t>
+      </w:r>
+    </w:p>
+    <w:p>
+      <w:pPr>
+        <w:tabs>
+          <w:tab w:val="left" w:pos="916"/>
+          <w:tab w:val="left" w:pos="1832"/>
+          <w:tab w:val="left" w:pos="2748"/>
+          <w:tab w:val="left" w:pos="3664"/>
+          <w:tab w:val="left" w:pos="4580"/>
+          <w:tab w:val="left" w:pos="5496"/>
+          <w:tab w:val="left" w:pos="6412"/>
+          <w:tab w:val="left" w:pos="7328"/>
+          <w:tab w:val="left" w:pos="8244"/>
+          <w:tab w:val="left" w:pos="9160"/>
+          <w:tab w:val="left" w:pos="10076"/>
+          <w:tab w:val="left" w:pos="10992"/>
+          <w:tab w:val="left" w:pos="11908"/>
+          <w:tab w:val="left" w:pos="12824"/>
+          <w:tab w:val="left" w:pos="13740"/>
+          <w:tab w:val="left" w:pos="14656"/>
+        </w:tabs>
+        <w:spacing w:after="0" w:line="240" w:lineRule="auto"/>
+        <w:rPr>
+          <w:rFonts w:ascii="Courier New" w:eastAsia="Times New Roman" w:hAnsi="Courier New" w:cs="Courier New"/>
+          <w:kern w:val="0"/>
+          <w:sz w:val="20"/>
+          <w:szCs w:val="20"/>
+          <w:lang w:eastAsia="en-IN"/>
+          <w14:ligatures w14:val="none"/>
+        </w:rPr>
+      </w:pPr>
+      <w:r>
+        <w:rPr>
+          <w:rFonts w:ascii="Courier New" w:eastAsia="Times New Roman" w:hAnsi="Courier New" w:cs="Courier New"/>
+          <w:kern w:val="0"/>
+          <w:sz w:val="20"/>
+          <w:szCs w:val="20"/>
+          <w:lang w:eastAsia="en-IN"/>
+          <w14:ligatures w14:val="none"/>
+        </w:rPr>
+        <w:t xml:space="preserve">      ↓</w:t>
+      </w:r>
+    </w:p>
+    <w:p>
+      <w:pPr>
+        <w:tabs>
+          <w:tab w:val="left" w:pos="916"/>
+          <w:tab w:val="left" w:pos="1832"/>
+          <w:tab w:val="left" w:pos="2748"/>
+          <w:tab w:val="left" w:pos="3664"/>
+          <w:tab w:val="left" w:pos="4580"/>
+          <w:tab w:val="left" w:pos="5496"/>
+          <w:tab w:val="left" w:pos="6412"/>
+          <w:tab w:val="left" w:pos="7328"/>
+          <w:tab w:val="left" w:pos="8244"/>
+          <w:tab w:val="left" w:pos="9160"/>
+          <w:tab w:val="left" w:pos="10076"/>
+          <w:tab w:val="left" w:pos="10992"/>
+          <w:tab w:val="left" w:pos="11908"/>
+          <w:tab w:val="left" w:pos="12824"/>
+          <w:tab w:val="left" w:pos="13740"/>
+          <w:tab w:val="left" w:pos="14656"/>
+        </w:tabs>
+        <w:spacing w:after="0" w:line="240" w:lineRule="auto"/>
+        <w:rPr>
+          <w:rFonts w:ascii="Courier New" w:eastAsia="Times New Roman" w:hAnsi="Courier New" w:cs="Courier New"/>
+          <w:kern w:val="0"/>
+          <w:sz w:val="20"/>
+          <w:szCs w:val="20"/>
+          <w:lang w:eastAsia="en-IN"/>
+          <w14:ligatures w14:val="none"/>
+        </w:rPr>
+      </w:pPr>
+      <w:r>
+        <w:rPr>
+          <w:rFonts w:ascii="Courier New" w:eastAsia="Times New Roman" w:hAnsi="Courier New" w:cs="Courier New"/>
+          <w:kern w:val="0"/>
+          <w:sz w:val="20"/>
+          <w:szCs w:val="20"/>
+          <w:lang w:eastAsia="en-IN"/>
+          <w14:ligatures w14:val="none"/>
+        </w:rPr>
+        <w:t>Native Power BI charts</w:t>
+      </w:r>
+    </w:p>
+    <w:p>
+      <w:pPr>
+        <w:tabs>
+          <w:tab w:val="left" w:pos="916"/>
+          <w:tab w:val="left" w:pos="1832"/>
+          <w:tab w:val="left" w:pos="2748"/>
+          <w:tab w:val="left" w:pos="3664"/>
+          <w:tab w:val="left" w:pos="4580"/>
+          <w:tab w:val="left" w:pos="5496"/>
+          <w:tab w:val="left" w:pos="6412"/>
+          <w:tab w:val="left" w:pos="7328"/>
+          <w:tab w:val="left" w:pos="8244"/>
+          <w:tab w:val="left" w:pos="9160"/>
+          <w:tab w:val="left" w:pos="10076"/>
+          <w:tab w:val="left" w:pos="10992"/>
+          <w:tab w:val="left" w:pos="11908"/>
+          <w:tab w:val="left" w:pos="12824"/>
+          <w:tab w:val="left" w:pos="13740"/>
+          <w:tab w:val="left" w:pos="14656"/>
+        </w:tabs>
+        <w:spacing w:after="0" w:line="240" w:lineRule="auto"/>
+        <w:rPr>
+          <w:rFonts w:ascii="Courier New" w:eastAsia="Times New Roman" w:hAnsi="Courier New" w:cs="Courier New"/>
+          <w:kern w:val="0"/>
+          <w:sz w:val="20"/>
+          <w:szCs w:val="20"/>
+          <w:lang w:eastAsia="en-IN"/>
+          <w14:ligatures w14:val="none"/>
+        </w:rPr>
+      </w:pPr>
+      <w:r>
+        <w:rPr>
+          <w:rFonts w:ascii="Courier New" w:eastAsia="Times New Roman" w:hAnsi="Courier New" w:cs="Courier New"/>
+          <w:kern w:val="0"/>
+          <w:sz w:val="20"/>
+          <w:szCs w:val="20"/>
+          <w:lang w:eastAsia="en-IN"/>
+          <w14:ligatures w14:val="none"/>
+        </w:rPr>
+        <w:t xml:space="preserve">      ↓</w:t>
+      </w:r>
+    </w:p>
+    <w:p>
+      <w:pPr>
+        <w:tabs>
+          <w:tab w:val="left" w:pos="916"/>
+          <w:tab w:val="left" w:pos="1832"/>
+          <w:tab w:val="left" w:pos="2748"/>
+          <w:tab w:val="left" w:pos="3664"/>
+          <w:tab w:val="left" w:pos="4580"/>
+          <w:tab w:val="left" w:pos="5496"/>
+          <w:tab w:val="left" w:pos="6412"/>
+          <w:tab w:val="left" w:pos="7328"/>
+          <w:tab w:val="left" w:pos="8244"/>
+          <w:tab w:val="left" w:pos="9160"/>
+          <w:tab w:val="left" w:pos="10076"/>
+          <w:tab w:val="left" w:pos="10992"/>
+          <w:tab w:val="left" w:pos="11908"/>
+          <w:tab w:val="left" w:pos="12824"/>
+          <w:tab w:val="left" w:pos="13740"/>
+          <w:tab w:val="left" w:pos="14656"/>
+        </w:tabs>
+        <w:spacing w:after="0" w:line="240" w:lineRule="auto"/>
+        <w:rPr>
+          <w:rFonts w:ascii="Courier New" w:eastAsia="Times New Roman" w:hAnsi="Courier New" w:cs="Courier New"/>
+          <w:kern w:val="0"/>
+          <w:sz w:val="20"/>
+          <w:szCs w:val="20"/>
+          <w:lang w:eastAsia="en-IN"/>
+          <w14:ligatures w14:val="none"/>
+        </w:rPr>
+      </w:pPr>
+      <w:r>
+        <w:rPr>
+          <w:rFonts w:ascii="Courier New" w:eastAsia="Times New Roman" w:hAnsi="Courier New" w:cs="Courier New"/>
+          <w:kern w:val="0"/>
+          <w:sz w:val="20"/>
+          <w:szCs w:val="20"/>
+          <w:lang w:eastAsia="en-IN"/>
+          <w14:ligatures w14:val="none"/>
+        </w:rPr>
+        <w:t>Python visual</w:t>
+      </w:r>
+    </w:p>
+    <w:p>
+      <w:pPr>
+        <w:spacing w:before="100" w:beforeAutospacing="1" w:after="100" w:afterAutospacing="1" w:line="240" w:lineRule="auto"/>
+        <w:rPr>
+          <w:rFonts w:ascii="Times New Roman" w:eastAsia="Times New Roman" w:hAnsi="Times New Roman" w:cs="Times New Roman"/>
+          <w:kern w:val="0"/>
+          <w:lang w:eastAsia="en-IN"/>
+          <w14:ligatures w14:val="none"/>
+        </w:rPr>
+      </w:pPr>
+      <w:r>
+        <w:rPr>
+          <w:rFonts w:ascii="Times New Roman" w:eastAsia="Times New Roman" w:hAnsi="Times New Roman" w:cs="Times New Roman"/>
+          <w:kern w:val="0"/>
+          <w:lang w:eastAsia="en-IN"/>
+          <w14:ligatures w14:val="none"/>
+        </w:rPr>
+        <w:t>That's often a better architecture than trying to make the Python visual itself responsible for all the interaction.</w:t>
+      </w:r>
+    </w:p>
+    <w:p>
+      <w:pPr>
+        <w:spacing w:before="100" w:beforeAutospacing="1" w:after="100" w:afterAutospacing="1" w:line="240" w:lineRule="auto"/>
+        <w:rPr>
+          <w:rFonts w:ascii="Times New Roman" w:eastAsia="Times New Roman" w:hAnsi="Times New Roman" w:cs="Times New Roman"/>
+          <w:kern w:val="0"/>
+          <w:lang w:eastAsia="en-IN"/>
+          <w14:ligatures w14:val="none"/>
+        </w:rPr>
+      </w:pPr>
+      <w:proofErr w:type="gramStart"/>
+      <w:r>
+        <w:rPr>
+          <w:rFonts w:ascii="Times New Roman" w:eastAsia="Times New Roman" w:hAnsi="Times New Roman" w:cs="Times New Roman"/>
+          <w:b/>
+          <w:bCs/>
+          <w:kern w:val="0"/>
+          <w:lang w:eastAsia="en-IN"/>
+          <w14:ligatures w14:val="none"/>
+        </w:rPr>
+        <w:t>So</w:t>
+      </w:r>
+      <w:proofErr w:type="gramEnd"/>
+      <w:r>
+        <w:rPr>
+          <w:rFonts w:ascii="Times New Roman" w:eastAsia="Times New Roman" w:hAnsi="Times New Roman" w:cs="Times New Roman"/>
+          <w:b/>
+          <w:bCs/>
+          <w:kern w:val="0"/>
+          <w:lang w:eastAsia="en-IN"/>
+          <w14:ligatures w14:val="none"/>
+        </w:rPr>
+        <w:t xml:space="preserve"> the short answer: Python visuals can be dynamically updated by Power BI filters/selections, but they don't provide the full native Power BI interactive experience.</w:t>
       </w:r>
     </w:p>
     <w:p/>
